--- a/doc/CS673_SPPP_team3.docx
+++ b/doc/CS673_SPPP_team3.docx
@@ -3276,6 +3276,210 @@
           </w:p>
         </w:tc>
       </w:tr>
+      <w:tr>
+        <w:trPr>
+          <w:cantSplit w:val="0"/>
+          <w:tblHeader w:val="0"/>
+        </w:trPr>
+        <w:tc>
+          <w:tcPr>
+            <w:shd w:fill="auto" w:val="clear"/>
+            <w:tcMar>
+              <w:top w:w="100.0" w:type="dxa"/>
+              <w:left w:w="100.0" w:type="dxa"/>
+              <w:bottom w:w="100.0" w:type="dxa"/>
+              <w:right w:w="100.0" w:type="dxa"/>
+            </w:tcMar>
+            <w:vAlign w:val="top"/>
+          </w:tcPr>
+          <w:p>
+            <w:pPr>
+              <w:keepNext w:val="0"/>
+              <w:keepLines w:val="0"/>
+              <w:pageBreakBefore w:val="0"/>
+              <w:widowControl w:val="0"/>
+              <w:pBdr>
+                <w:top w:space="0" w:sz="0" w:val="nil"/>
+                <w:left w:space="0" w:sz="0" w:val="nil"/>
+                <w:bottom w:space="0" w:sz="0" w:val="nil"/>
+                <w:right w:space="0" w:sz="0" w:val="nil"/>
+                <w:between w:space="0" w:sz="0" w:val="nil"/>
+              </w:pBdr>
+              <w:shd w:fill="auto" w:val="clear"/>
+              <w:spacing w:after="0" w:before="0" w:line="276" w:lineRule="auto"/>
+              <w:ind w:left="0" w:right="0" w:firstLine="0"/>
+              <w:jc w:val="left"/>
+              <w:rPr>
+                <w:rFonts w:ascii="Times New Roman" w:cs="Times New Roman" w:eastAsia="Times New Roman" w:hAnsi="Times New Roman"/>
+                <w:b w:val="1"/>
+                <w:bCs w:val="1"/>
+                <w:sz w:val="24"/>
+                <w:szCs w:val="24"/>
+                <w:u w:val="single"/>
+              </w:rPr>
+            </w:pPr>
+            <w:r>
+              <w:rPr>
+                <w:rFonts w:ascii="Times New Roman" w:cs="Times New Roman" w:eastAsia="Times New Roman" w:hAnsi="Times New Roman"/>
+                <w:b w:val="1"/>
+                <w:bCs w:val="1"/>
+                <w:sz w:val="24"/>
+                <w:szCs w:val="24"/>
+                <w:u w:val="single"/>
+                <w:rtl w:val="0"/>
+              </w:rPr>
+              <w:t xml:space="preserve">2.0</w:t>
+            </w:r>
+          </w:p>
+        </w:tc>
+        <w:tc>
+          <w:tcPr>
+            <w:shd w:fill="auto" w:val="clear"/>
+            <w:tcMar>
+              <w:top w:w="100.0" w:type="dxa"/>
+              <w:left w:w="100.0" w:type="dxa"/>
+              <w:bottom w:w="100.0" w:type="dxa"/>
+              <w:right w:w="100.0" w:type="dxa"/>
+            </w:tcMar>
+            <w:vAlign w:val="top"/>
+          </w:tcPr>
+          <w:p>
+            <w:pPr>
+              <w:keepNext w:val="0"/>
+              <w:keepLines w:val="0"/>
+              <w:pageBreakBefore w:val="0"/>
+              <w:widowControl w:val="0"/>
+              <w:pBdr>
+                <w:top w:space="0" w:sz="0" w:val="nil"/>
+                <w:left w:space="0" w:sz="0" w:val="nil"/>
+                <w:bottom w:space="0" w:sz="0" w:val="nil"/>
+                <w:right w:space="0" w:sz="0" w:val="nil"/>
+                <w:between w:space="0" w:sz="0" w:val="nil"/>
+              </w:pBdr>
+              <w:shd w:fill="auto" w:val="clear"/>
+              <w:spacing w:after="0" w:before="0" w:line="276" w:lineRule="auto"/>
+              <w:ind w:left="0" w:right="0" w:firstLine="0"/>
+              <w:jc w:val="left"/>
+              <w:rPr>
+                <w:rFonts w:ascii="Times New Roman" w:cs="Times New Roman" w:eastAsia="Times New Roman" w:hAnsi="Times New Roman"/>
+                <w:b w:val="1"/>
+                <w:bCs w:val="1"/>
+                <w:sz w:val="24"/>
+                <w:szCs w:val="24"/>
+                <w:u w:val="single"/>
+              </w:rPr>
+            </w:pPr>
+            <w:r>
+              <w:rPr>
+                <w:rFonts w:ascii="Times New Roman" w:cs="Times New Roman" w:eastAsia="Times New Roman" w:hAnsi="Times New Roman"/>
+                <w:b w:val="1"/>
+                <w:bCs w:val="1"/>
+                <w:sz w:val="24"/>
+                <w:szCs w:val="24"/>
+                <w:u w:val="single"/>
+                <w:rtl w:val="0"/>
+              </w:rPr>
+              <w:t xml:space="preserve">Vy Trinh</w:t>
+            </w:r>
+          </w:p>
+        </w:tc>
+        <w:tc>
+          <w:tcPr>
+            <w:shd w:fill="auto" w:val="clear"/>
+            <w:tcMar>
+              <w:top w:w="100.0" w:type="dxa"/>
+              <w:left w:w="100.0" w:type="dxa"/>
+              <w:bottom w:w="100.0" w:type="dxa"/>
+              <w:right w:w="100.0" w:type="dxa"/>
+            </w:tcMar>
+            <w:vAlign w:val="top"/>
+          </w:tcPr>
+          <w:p>
+            <w:pPr>
+              <w:keepNext w:val="0"/>
+              <w:keepLines w:val="0"/>
+              <w:pageBreakBefore w:val="0"/>
+              <w:widowControl w:val="0"/>
+              <w:pBdr>
+                <w:top w:space="0" w:sz="0" w:val="nil"/>
+                <w:left w:space="0" w:sz="0" w:val="nil"/>
+                <w:bottom w:space="0" w:sz="0" w:val="nil"/>
+                <w:right w:space="0" w:sz="0" w:val="nil"/>
+                <w:between w:space="0" w:sz="0" w:val="nil"/>
+              </w:pBdr>
+              <w:shd w:fill="auto" w:val="clear"/>
+              <w:spacing w:after="0" w:before="0" w:line="276" w:lineRule="auto"/>
+              <w:ind w:left="0" w:right="0" w:firstLine="0"/>
+              <w:jc w:val="left"/>
+              <w:rPr>
+                <w:rFonts w:ascii="Times New Roman" w:cs="Times New Roman" w:eastAsia="Times New Roman" w:hAnsi="Times New Roman"/>
+                <w:b w:val="1"/>
+                <w:bCs w:val="1"/>
+                <w:sz w:val="24"/>
+                <w:szCs w:val="24"/>
+                <w:u w:val="single"/>
+              </w:rPr>
+            </w:pPr>
+            <w:r>
+              <w:rPr>
+                <w:rFonts w:ascii="Times New Roman" w:cs="Times New Roman" w:eastAsia="Times New Roman" w:hAnsi="Times New Roman"/>
+                <w:b w:val="1"/>
+                <w:bCs w:val="1"/>
+                <w:sz w:val="24"/>
+                <w:szCs w:val="24"/>
+                <w:u w:val="single"/>
+                <w:rtl w:val="0"/>
+              </w:rPr>
+              <w:t xml:space="preserve">06/07/2026</w:t>
+            </w:r>
+          </w:p>
+        </w:tc>
+        <w:tc>
+          <w:tcPr>
+            <w:shd w:fill="auto" w:val="clear"/>
+            <w:tcMar>
+              <w:top w:w="100.0" w:type="dxa"/>
+              <w:left w:w="100.0" w:type="dxa"/>
+              <w:bottom w:w="100.0" w:type="dxa"/>
+              <w:right w:w="100.0" w:type="dxa"/>
+            </w:tcMar>
+            <w:vAlign w:val="top"/>
+          </w:tcPr>
+          <w:p>
+            <w:pPr>
+              <w:keepNext w:val="0"/>
+              <w:keepLines w:val="0"/>
+              <w:pageBreakBefore w:val="0"/>
+              <w:widowControl w:val="0"/>
+              <w:pBdr>
+                <w:top w:space="0" w:sz="0" w:val="nil"/>
+                <w:left w:space="0" w:sz="0" w:val="nil"/>
+                <w:bottom w:space="0" w:sz="0" w:val="nil"/>
+                <w:right w:space="0" w:sz="0" w:val="nil"/>
+                <w:between w:space="0" w:sz="0" w:val="nil"/>
+              </w:pBdr>
+              <w:shd w:fill="auto" w:val="clear"/>
+              <w:spacing w:after="0" w:before="0" w:line="276" w:lineRule="auto"/>
+              <w:ind w:left="0" w:right="0" w:firstLine="0"/>
+              <w:jc w:val="left"/>
+              <w:rPr>
+                <w:rFonts w:ascii="Times New Roman" w:cs="Times New Roman" w:eastAsia="Times New Roman" w:hAnsi="Times New Roman"/>
+                <w:sz w:val="24"/>
+                <w:szCs w:val="24"/>
+              </w:rPr>
+            </w:pPr>
+            <w:r>
+              <w:rPr>
+                <w:rFonts w:ascii="Times New Roman" w:cs="Times New Roman" w:eastAsia="Times New Roman" w:hAnsi="Times New Roman"/>
+                <w:sz w:val="24"/>
+                <w:szCs w:val="24"/>
+                <w:rtl w:val="0"/>
+              </w:rPr>
+              <w:t xml:space="preserve">Added MongoDB Atlas setup and integration, user story persistence layer, frontend-backend API integration, vector database connection, form validation, test generation UI implementation, and updated project status for AI Test Case Generator workflow</w:t>
+            </w:r>
+          </w:p>
+        </w:tc>
+      </w:tr>
     </w:tbl>
     <w:p>
       <w:pPr>
@@ -3310,7 +3514,7 @@
     </w:p>
     <w:sdt>
       <w:sdtPr>
-        <w:id w:val="-1806070786"/>
+        <w:id w:val="-971944132"/>
         <w:docPartObj>
           <w:docPartGallery w:val="Table of Contents"/>
           <w:docPartUnique w:val="1"/>
@@ -3387,7 +3591,7 @@
     </w:p>
     <w:sdt>
       <w:sdtPr>
-        <w:id w:val="1912311151"/>
+        <w:id w:val="1353406252"/>
         <w:docPartObj>
           <w:docPartGallery w:val="Table of Contents"/>
           <w:docPartUnique w:val="1"/>
@@ -4570,6 +4774,7 @@
         </w:rPr>
       </w:pPr>
       <w:commentRangeStart w:id="0"/>
+      <w:commentRangeStart w:id="1"/>
       <w:r>
         <w:rPr>
           <w:rFonts w:ascii="Times New Roman" w:cs="Times New Roman" w:eastAsia="Times New Roman" w:hAnsi="Times New Roman"/>
@@ -4584,6 +4789,10 @@
       <w:commentRangeEnd w:id="0"/>
       <w:r>
         <w:commentReference w:id="0"/>
+      </w:r>
+      <w:commentRangeEnd w:id="1"/>
+      <w:r>
+        <w:commentReference w:id="1"/>
       </w:r>
       <w:r>
         <w:rPr>
@@ -6264,11 +6473,14 @@
           <w:b w:val="0"/>
           <w:bCs w:val="0"/>
           <w:color w:val="000000"/>
-          <w:sz w:val="24"/>
-          <w:szCs w:val="24"/>
-          <w:rtl w:val="0"/>
-        </w:rPr>
-        <w:t xml:space="preserve">In Progress</w:t>
+          <w:rtl w:val="0"/>
+        </w:rPr>
+        <w:t xml:space="preserve">Completed</w:t>
+      </w:r>
+      <w:r>
+        <w:rPr>
+          <w:rtl w:val="0"/>
+        </w:rPr>
       </w:r>
     </w:p>
     <w:p>
@@ -6598,25 +6810,10 @@
         </w:rPr>
         <w:t xml:space="preserve">This architecture improves the relevance, consistency, and technical accuracy of generated test cases across the project.</w:t>
       </w:r>
-    </w:p>
-    <w:p>
-      <w:pPr>
-        <w:spacing w:line="276" w:lineRule="auto"/>
-        <w:ind w:left="2160" w:firstLine="0"/>
-        <w:rPr>
-          <w:rFonts w:ascii="Times New Roman" w:cs="Times New Roman" w:eastAsia="Times New Roman" w:hAnsi="Times New Roman"/>
-          <w:sz w:val="24"/>
-          <w:szCs w:val="24"/>
-        </w:rPr>
-      </w:pPr>
-      <w:r>
-        <w:rPr>
-          <w:rFonts w:ascii="Times New Roman" w:cs="Times New Roman" w:eastAsia="Times New Roman" w:hAnsi="Times New Roman"/>
-          <w:sz w:val="24"/>
-          <w:szCs w:val="24"/>
-          <w:rtl w:val="0"/>
-        </w:rPr>
-        <w:t xml:space="preserve"> </w:t>
+      <w:r>
+        <w:rPr>
+          <w:rtl w:val="0"/>
+        </w:rPr>
       </w:r>
     </w:p>
     <w:p>
@@ -6764,17 +6961,12 @@
           <w:color w:val="000000"/>
           <w:rtl w:val="0"/>
         </w:rPr>
-        <w:t xml:space="preserve"> </w:t>
-      </w:r>
-      <w:r>
-        <w:rPr>
-          <w:rFonts w:ascii="Times New Roman" w:cs="Times New Roman" w:eastAsia="Times New Roman" w:hAnsi="Times New Roman"/>
-          <w:b w:val="0"/>
-          <w:bCs w:val="0"/>
-          <w:color w:val="000000"/>
-          <w:rtl w:val="0"/>
-        </w:rPr>
-        <w:t xml:space="preserve">In Progress</w:t>
+        <w:t xml:space="preserve"> Completed</w:t>
+      </w:r>
+      <w:r>
+        <w:rPr>
+          <w:rtl w:val="0"/>
+        </w:rPr>
       </w:r>
     </w:p>
     <w:p>
@@ -6976,16 +7168,17 @@
           <w:rFonts w:ascii="Times New Roman" w:cs="Times New Roman" w:eastAsia="Times New Roman" w:hAnsi="Times New Roman"/>
           <w:sz w:val="24"/>
           <w:szCs w:val="24"/>
-        </w:rPr>
-      </w:pPr>
-      <w:r>
-        <w:rPr>
-          <w:rFonts w:ascii="Times New Roman" w:cs="Times New Roman" w:eastAsia="Times New Roman" w:hAnsi="Times New Roman"/>
-          <w:sz w:val="24"/>
-          <w:szCs w:val="24"/>
-          <w:rtl w:val="0"/>
-        </w:rPr>
-        <w:t xml:space="preserve">negative test cases</w:t>
+          <w:u w:val="none"/>
+        </w:rPr>
+      </w:pPr>
+      <w:r>
+        <w:rPr>
+          <w:rFonts w:ascii="Times New Roman" w:cs="Times New Roman" w:eastAsia="Times New Roman" w:hAnsi="Times New Roman"/>
+          <w:sz w:val="24"/>
+          <w:szCs w:val="24"/>
+          <w:rtl w:val="0"/>
+        </w:rPr>
+        <w:t xml:space="preserve">Positive test cases</w:t>
       </w:r>
     </w:p>
     <w:p>
@@ -7009,6 +7202,30 @@
           <w:szCs w:val="24"/>
           <w:rtl w:val="0"/>
         </w:rPr>
+        <w:t xml:space="preserve">negative test cases</w:t>
+      </w:r>
+    </w:p>
+    <w:p>
+      <w:pPr>
+        <w:numPr>
+          <w:ilvl w:val="0"/>
+          <w:numId w:val="13"/>
+        </w:numPr>
+        <w:spacing w:after="0" w:afterAutospacing="0" w:before="0" w:beforeAutospacing="0" w:line="276" w:lineRule="auto"/>
+        <w:ind w:left="2160.0000000000005" w:firstLine="0"/>
+        <w:rPr>
+          <w:rFonts w:ascii="Times New Roman" w:cs="Times New Roman" w:eastAsia="Times New Roman" w:hAnsi="Times New Roman"/>
+          <w:sz w:val="24"/>
+          <w:szCs w:val="24"/>
+        </w:rPr>
+      </w:pPr>
+      <w:r>
+        <w:rPr>
+          <w:rFonts w:ascii="Times New Roman" w:cs="Times New Roman" w:eastAsia="Times New Roman" w:hAnsi="Times New Roman"/>
+          <w:sz w:val="24"/>
+          <w:szCs w:val="24"/>
+          <w:rtl w:val="0"/>
+        </w:rPr>
         <w:t xml:space="preserve">edge-case scenarios</w:t>
       </w:r>
     </w:p>
@@ -7110,22 +7327,47 @@
           <w:ilvl w:val="0"/>
           <w:numId w:val="14"/>
         </w:numPr>
+        <w:spacing w:after="0" w:afterAutospacing="0" w:before="0" w:beforeAutospacing="0" w:line="276" w:lineRule="auto"/>
+        <w:ind w:left="2160.0000000000005" w:firstLine="0"/>
+        <w:rPr>
+          <w:rFonts w:ascii="Times New Roman" w:cs="Times New Roman" w:eastAsia="Times New Roman" w:hAnsi="Times New Roman"/>
+          <w:sz w:val="24"/>
+          <w:szCs w:val="24"/>
+        </w:rPr>
+      </w:pPr>
+      <w:r>
+        <w:rPr>
+          <w:rFonts w:ascii="Times New Roman" w:cs="Times New Roman" w:eastAsia="Times New Roman" w:hAnsi="Times New Roman"/>
+          <w:sz w:val="24"/>
+          <w:szCs w:val="24"/>
+          <w:rtl w:val="0"/>
+        </w:rPr>
+        <w:t xml:space="preserve">coverage analysis</w:t>
+      </w:r>
+    </w:p>
+    <w:p>
+      <w:pPr>
+        <w:numPr>
+          <w:ilvl w:val="0"/>
+          <w:numId w:val="14"/>
+        </w:numPr>
         <w:spacing w:after="240" w:before="0" w:beforeAutospacing="0" w:line="276" w:lineRule="auto"/>
         <w:ind w:left="2160.0000000000005" w:firstLine="0"/>
         <w:rPr>
           <w:rFonts w:ascii="Times New Roman" w:cs="Times New Roman" w:eastAsia="Times New Roman" w:hAnsi="Times New Roman"/>
           <w:sz w:val="24"/>
           <w:szCs w:val="24"/>
-        </w:rPr>
-      </w:pPr>
-      <w:r>
-        <w:rPr>
-          <w:rFonts w:ascii="Times New Roman" w:cs="Times New Roman" w:eastAsia="Times New Roman" w:hAnsi="Times New Roman"/>
-          <w:sz w:val="24"/>
-          <w:szCs w:val="24"/>
-          <w:rtl w:val="0"/>
-        </w:rPr>
-        <w:t xml:space="preserve">coverage analysis</w:t>
+          <w:u w:val="none"/>
+        </w:rPr>
+      </w:pPr>
+      <w:r>
+        <w:rPr>
+          <w:rFonts w:ascii="Times New Roman" w:cs="Times New Roman" w:eastAsia="Times New Roman" w:hAnsi="Times New Roman"/>
+          <w:sz w:val="24"/>
+          <w:szCs w:val="24"/>
+          <w:rtl w:val="0"/>
+        </w:rPr>
+        <w:t xml:space="preserve">Export functionality</w:t>
       </w:r>
       <w:r>
         <w:rPr>
@@ -9617,7 +9859,7 @@
                 <w:szCs w:val="24"/>
                 <w:rtl w:val="0"/>
               </w:rPr>
-              <w:t xml:space="preserve">Real:</w:t>
+              <w:t xml:space="preserve">Real: 50 hours</w:t>
             </w:r>
           </w:p>
         </w:tc>
@@ -9689,7 +9931,7 @@
                 <w:szCs w:val="24"/>
                 <w:rtl w:val="0"/>
               </w:rPr>
-              <w:t xml:space="preserve">User story analysis and test case generator </w:t>
+              <w:t xml:space="preserve">User story input, MongoDB persistence, test case generator and context retrieval</w:t>
             </w:r>
           </w:p>
         </w:tc>
@@ -9722,7 +9964,7 @@
                 <w:szCs w:val="24"/>
                 <w:rtl w:val="0"/>
               </w:rPr>
-              <w:t xml:space="preserve">Integrate open AI,claud api, process user story</w:t>
+              <w:t xml:space="preserve">Build user story form; Connect frontend and backend API; Create MongoDB schemas; Configure MongoDB Atlas; Connect Vector Database; Implement validation logic; Integrate AI generation workflow</w:t>
             </w:r>
           </w:p>
         </w:tc>
@@ -9757,7 +9999,7 @@
               </w:rPr>
               <w:t xml:space="preserve">Estimated: 60 hours</w:t>
               <w:br w:type="textWrapping"/>
-              <w:t xml:space="preserve">Real:</w:t>
+              <w:t xml:space="preserve">Real: 65 hours</w:t>
             </w:r>
           </w:p>
         </w:tc>
@@ -10002,7 +10244,7 @@
           <w:szCs w:val="24"/>
           <w:rtl w:val="0"/>
         </w:rPr>
-        <w:t xml:space="preserve">Tools</w:t>
+        <w:t xml:space="preserve">Technology Stack</w:t>
       </w:r>
       <w:r>
         <w:rPr>
@@ -10075,31 +10317,7 @@
           <w:szCs w:val="24"/>
           <w:rtl w:val="0"/>
         </w:rPr>
-        <w:t xml:space="preserve">Front end: Javascript, CSS, HTML</w:t>
-      </w:r>
-    </w:p>
-    <w:p>
-      <w:pPr>
-        <w:numPr>
-          <w:ilvl w:val="0"/>
-          <w:numId w:val="9"/>
-        </w:numPr>
-        <w:spacing w:line="276" w:lineRule="auto"/>
-        <w:ind w:left="2160" w:hanging="360"/>
-        <w:rPr>
-          <w:rFonts w:ascii="Times New Roman" w:cs="Times New Roman" w:eastAsia="Times New Roman" w:hAnsi="Times New Roman"/>
-          <w:sz w:val="24"/>
-          <w:szCs w:val="24"/>
-        </w:rPr>
-      </w:pPr>
-      <w:r>
-        <w:rPr>
-          <w:rFonts w:ascii="Times New Roman" w:cs="Times New Roman" w:eastAsia="Times New Roman" w:hAnsi="Times New Roman"/>
-          <w:sz w:val="24"/>
-          <w:szCs w:val="24"/>
-          <w:rtl w:val="0"/>
-        </w:rPr>
-        <w:t xml:space="preserve">Framework: Django </w:t>
+        <w:t xml:space="preserve">Front end: Javascript, Vite, HTML </w:t>
       </w:r>
     </w:p>
     <w:p>
@@ -10860,7 +11078,7 @@
       </w:pPr>
       <w:bookmarkStart w:colFirst="0" w:colLast="0" w:name="_vwjduhc9wuah" w:id="28"/>
       <w:bookmarkEnd w:id="28"/>
-      <w:commentRangeStart w:id="1"/>
+      <w:commentRangeStart w:id="2"/>
       <w:r>
         <w:rPr>
           <w:rFonts w:ascii="Times New Roman" w:cs="Times New Roman" w:eastAsia="Times New Roman" w:hAnsi="Times New Roman"/>
@@ -10872,9 +11090,9 @@
         </w:rPr>
         <w:t xml:space="preserve">Metrics </w:t>
       </w:r>
-      <w:commentRangeEnd w:id="1"/>
-      <w:r>
-        <w:commentReference w:id="1"/>
+      <w:commentRangeEnd w:id="2"/>
+      <w:r>
+        <w:commentReference w:id="2"/>
       </w:r>
       <w:r>
         <w:rPr>
@@ -10906,10 +11124,13 @@
           <w:numId w:val="10"/>
         </w:numPr>
         <w:ind w:left="1440" w:hanging="360"/>
-        <w:rPr/>
-      </w:pPr>
-      <w:r>
-        <w:rPr>
+        <w:rPr>
+          <w:rFonts w:ascii="Times New Roman" w:cs="Times New Roman" w:eastAsia="Times New Roman" w:hAnsi="Times New Roman"/>
+        </w:rPr>
+      </w:pPr>
+      <w:r>
+        <w:rPr>
+          <w:rFonts w:ascii="Times New Roman" w:cs="Times New Roman" w:eastAsia="Times New Roman" w:hAnsi="Times New Roman"/>
           <w:rtl w:val="0"/>
         </w:rPr>
         <w:t xml:space="preserve">Product Metrics: Product metrics evaluate the quality, reliability, and performance of the SpecCheck application itself</w:t>
@@ -10919,7 +11140,9 @@
       <w:pPr>
         <w:widowControl w:val="0"/>
         <w:ind w:left="1440" w:firstLine="0"/>
-        <w:rPr/>
+        <w:rPr>
+          <w:rFonts w:ascii="Times New Roman" w:cs="Times New Roman" w:eastAsia="Times New Roman" w:hAnsi="Times New Roman"/>
+        </w:rPr>
       </w:pPr>
       <w:r>
         <w:rPr>
@@ -10974,10 +11197,13 @@
             <w:pPr>
               <w:widowControl w:val="0"/>
               <w:spacing w:line="240" w:lineRule="auto"/>
-              <w:rPr/>
+              <w:rPr>
+                <w:rFonts w:ascii="Times New Roman" w:cs="Times New Roman" w:eastAsia="Times New Roman" w:hAnsi="Times New Roman"/>
+              </w:rPr>
             </w:pPr>
             <w:r>
               <w:rPr>
+                <w:rFonts w:ascii="Times New Roman" w:cs="Times New Roman" w:eastAsia="Times New Roman" w:hAnsi="Times New Roman"/>
                 <w:rtl w:val="0"/>
               </w:rPr>
               <w:t xml:space="preserve">Metric</w:t>
@@ -10999,10 +11225,13 @@
             <w:pPr>
               <w:widowControl w:val="0"/>
               <w:spacing w:line="240" w:lineRule="auto"/>
-              <w:rPr/>
+              <w:rPr>
+                <w:rFonts w:ascii="Times New Roman" w:cs="Times New Roman" w:eastAsia="Times New Roman" w:hAnsi="Times New Roman"/>
+              </w:rPr>
             </w:pPr>
             <w:r>
               <w:rPr>
+                <w:rFonts w:ascii="Times New Roman" w:cs="Times New Roman" w:eastAsia="Times New Roman" w:hAnsi="Times New Roman"/>
                 <w:rtl w:val="0"/>
               </w:rPr>
               <w:t xml:space="preserve">Description</w:t>
@@ -11030,13 +11259,16 @@
             <w:pPr>
               <w:widowControl w:val="0"/>
               <w:spacing w:line="240" w:lineRule="auto"/>
-              <w:rPr/>
+              <w:rPr>
+                <w:rFonts w:ascii="Times New Roman" w:cs="Times New Roman" w:eastAsia="Times New Roman" w:hAnsi="Times New Roman"/>
+              </w:rPr>
             </w:pPr>
             <w:r>
               <w:rPr>
+                <w:rFonts w:ascii="Times New Roman" w:cs="Times New Roman" w:eastAsia="Times New Roman" w:hAnsi="Times New Roman"/>
                 <w:rtl w:val="0"/>
               </w:rPr>
-              <w:t xml:space="preserve">Total Test Cases</w:t>
+              <w:t xml:space="preserve">User Stories Submitted</w:t>
             </w:r>
           </w:p>
         </w:tc>
@@ -11055,13 +11287,16 @@
             <w:pPr>
               <w:widowControl w:val="0"/>
               <w:spacing w:line="240" w:lineRule="auto"/>
-              <w:rPr/>
+              <w:rPr>
+                <w:rFonts w:ascii="Times New Roman" w:cs="Times New Roman" w:eastAsia="Times New Roman" w:hAnsi="Times New Roman"/>
+              </w:rPr>
             </w:pPr>
             <w:r>
               <w:rPr>
+                <w:rFonts w:ascii="Times New Roman" w:cs="Times New Roman" w:eastAsia="Times New Roman" w:hAnsi="Times New Roman"/>
                 <w:rtl w:val="0"/>
               </w:rPr>
-              <w:t xml:space="preserve">Total number of manual and automated test cases executed</w:t>
+              <w:t xml:space="preserve">Number of user stories processed</w:t>
             </w:r>
           </w:p>
         </w:tc>
@@ -11086,13 +11321,16 @@
             <w:pPr>
               <w:widowControl w:val="0"/>
               <w:spacing w:line="240" w:lineRule="auto"/>
-              <w:rPr/>
+              <w:rPr>
+                <w:rFonts w:ascii="Times New Roman" w:cs="Times New Roman" w:eastAsia="Times New Roman" w:hAnsi="Times New Roman"/>
+              </w:rPr>
             </w:pPr>
             <w:r>
               <w:rPr>
+                <w:rFonts w:ascii="Times New Roman" w:cs="Times New Roman" w:eastAsia="Times New Roman" w:hAnsi="Times New Roman"/>
                 <w:rtl w:val="0"/>
               </w:rPr>
-              <w:t xml:space="preserve">Passed Test Cases</w:t>
+              <w:t xml:space="preserve">Generated Test Cases</w:t>
             </w:r>
           </w:p>
         </w:tc>
@@ -11111,13 +11349,16 @@
             <w:pPr>
               <w:widowControl w:val="0"/>
               <w:spacing w:line="240" w:lineRule="auto"/>
-              <w:rPr/>
+              <w:rPr>
+                <w:rFonts w:ascii="Times New Roman" w:cs="Times New Roman" w:eastAsia="Times New Roman" w:hAnsi="Times New Roman"/>
+              </w:rPr>
             </w:pPr>
             <w:r>
               <w:rPr>
+                <w:rFonts w:ascii="Times New Roman" w:cs="Times New Roman" w:eastAsia="Times New Roman" w:hAnsi="Times New Roman"/>
                 <w:rtl w:val="0"/>
               </w:rPr>
-              <w:t xml:space="preserve">Number of successfully passed test cases</w:t>
+              <w:t xml:space="preserve">Total AI-generated test cases</w:t>
             </w:r>
           </w:p>
         </w:tc>
@@ -11142,13 +11383,16 @@
             <w:pPr>
               <w:widowControl w:val="0"/>
               <w:spacing w:line="240" w:lineRule="auto"/>
-              <w:rPr/>
+              <w:rPr>
+                <w:rFonts w:ascii="Times New Roman" w:cs="Times New Roman" w:eastAsia="Times New Roman" w:hAnsi="Times New Roman"/>
+              </w:rPr>
             </w:pPr>
             <w:r>
               <w:rPr>
+                <w:rFonts w:ascii="Times New Roman" w:cs="Times New Roman" w:eastAsia="Times New Roman" w:hAnsi="Times New Roman"/>
                 <w:rtl w:val="0"/>
               </w:rPr>
-              <w:t xml:space="preserve">Failed Test Cases</w:t>
+              <w:t xml:space="preserve">Context Retrieval Accuracy</w:t>
             </w:r>
           </w:p>
         </w:tc>
@@ -11167,13 +11411,16 @@
             <w:pPr>
               <w:widowControl w:val="0"/>
               <w:spacing w:line="240" w:lineRule="auto"/>
-              <w:rPr/>
+              <w:rPr>
+                <w:rFonts w:ascii="Times New Roman" w:cs="Times New Roman" w:eastAsia="Times New Roman" w:hAnsi="Times New Roman"/>
+              </w:rPr>
             </w:pPr>
             <w:r>
               <w:rPr>
+                <w:rFonts w:ascii="Times New Roman" w:cs="Times New Roman" w:eastAsia="Times New Roman" w:hAnsi="Times New Roman"/>
                 <w:rtl w:val="0"/>
               </w:rPr>
-              <w:t xml:space="preserve">Number of failed test cases</w:t>
+              <w:t xml:space="preserve">Percentage of relevant documents retrieved</w:t>
             </w:r>
           </w:p>
         </w:tc>
@@ -11198,10 +11445,13 @@
             <w:pPr>
               <w:widowControl w:val="0"/>
               <w:spacing w:line="240" w:lineRule="auto"/>
-              <w:rPr/>
+              <w:rPr>
+                <w:rFonts w:ascii="Times New Roman" w:cs="Times New Roman" w:eastAsia="Times New Roman" w:hAnsi="Times New Roman"/>
+              </w:rPr>
             </w:pPr>
             <w:r>
               <w:rPr>
+                <w:rFonts w:ascii="Times New Roman" w:cs="Times New Roman" w:eastAsia="Times New Roman" w:hAnsi="Times New Roman"/>
                 <w:rtl w:val="0"/>
               </w:rPr>
               <w:t xml:space="preserve">Test Coverage</w:t>
@@ -11223,10 +11473,13 @@
             <w:pPr>
               <w:widowControl w:val="0"/>
               <w:spacing w:line="240" w:lineRule="auto"/>
-              <w:rPr/>
+              <w:rPr>
+                <w:rFonts w:ascii="Times New Roman" w:cs="Times New Roman" w:eastAsia="Times New Roman" w:hAnsi="Times New Roman"/>
+              </w:rPr>
             </w:pPr>
             <w:r>
               <w:rPr>
+                <w:rFonts w:ascii="Times New Roman" w:cs="Times New Roman" w:eastAsia="Times New Roman" w:hAnsi="Times New Roman"/>
                 <w:rtl w:val="0"/>
               </w:rPr>
               <w:t xml:space="preserve">Percentage of application features tested</w:t>
@@ -11254,10 +11507,13 @@
             <w:pPr>
               <w:widowControl w:val="0"/>
               <w:spacing w:line="240" w:lineRule="auto"/>
-              <w:rPr/>
+              <w:rPr>
+                <w:rFonts w:ascii="Times New Roman" w:cs="Times New Roman" w:eastAsia="Times New Roman" w:hAnsi="Times New Roman"/>
+              </w:rPr>
             </w:pPr>
             <w:r>
               <w:rPr>
+                <w:rFonts w:ascii="Times New Roman" w:cs="Times New Roman" w:eastAsia="Times New Roman" w:hAnsi="Times New Roman"/>
                 <w:rtl w:val="0"/>
               </w:rPr>
               <w:t xml:space="preserve">Defect Density</w:t>
@@ -11279,10 +11535,13 @@
             <w:pPr>
               <w:widowControl w:val="0"/>
               <w:spacing w:line="240" w:lineRule="auto"/>
-              <w:rPr/>
+              <w:rPr>
+                <w:rFonts w:ascii="Times New Roman" w:cs="Times New Roman" w:eastAsia="Times New Roman" w:hAnsi="Times New Roman"/>
+              </w:rPr>
             </w:pPr>
             <w:r>
               <w:rPr>
+                <w:rFonts w:ascii="Times New Roman" w:cs="Times New Roman" w:eastAsia="Times New Roman" w:hAnsi="Times New Roman"/>
                 <w:rtl w:val="0"/>
               </w:rPr>
               <w:t xml:space="preserve">Number of defects identified per module</w:t>
@@ -11310,10 +11569,13 @@
             <w:pPr>
               <w:widowControl w:val="0"/>
               <w:spacing w:line="240" w:lineRule="auto"/>
-              <w:rPr/>
+              <w:rPr>
+                <w:rFonts w:ascii="Times New Roman" w:cs="Times New Roman" w:eastAsia="Times New Roman" w:hAnsi="Times New Roman"/>
+              </w:rPr>
             </w:pPr>
             <w:r>
               <w:rPr>
+                <w:rFonts w:ascii="Times New Roman" w:cs="Times New Roman" w:eastAsia="Times New Roman" w:hAnsi="Times New Roman"/>
                 <w:rtl w:val="0"/>
               </w:rPr>
               <w:t xml:space="preserve">Authentication Success Rate</w:t>
@@ -11335,10 +11597,13 @@
             <w:pPr>
               <w:widowControl w:val="0"/>
               <w:spacing w:line="240" w:lineRule="auto"/>
-              <w:rPr/>
+              <w:rPr>
+                <w:rFonts w:ascii="Times New Roman" w:cs="Times New Roman" w:eastAsia="Times New Roman" w:hAnsi="Times New Roman"/>
+              </w:rPr>
             </w:pPr>
             <w:r>
               <w:rPr>
+                <w:rFonts w:ascii="Times New Roman" w:cs="Times New Roman" w:eastAsia="Times New Roman" w:hAnsi="Times New Roman"/>
                 <w:rtl w:val="0"/>
               </w:rPr>
               <w:t xml:space="preserve">Successful login/authentication attempts</w:t>
@@ -11366,10 +11631,13 @@
             <w:pPr>
               <w:widowControl w:val="0"/>
               <w:spacing w:line="240" w:lineRule="auto"/>
-              <w:rPr/>
+              <w:rPr>
+                <w:rFonts w:ascii="Times New Roman" w:cs="Times New Roman" w:eastAsia="Times New Roman" w:hAnsi="Times New Roman"/>
+              </w:rPr>
             </w:pPr>
             <w:r>
               <w:rPr>
+                <w:rFonts w:ascii="Times New Roman" w:cs="Times New Roman" w:eastAsia="Times New Roman" w:hAnsi="Times New Roman"/>
                 <w:rtl w:val="0"/>
               </w:rPr>
               <w:t xml:space="preserve">PDF Upload Success Rate</w:t>
@@ -11391,13 +11659,16 @@
             <w:pPr>
               <w:widowControl w:val="0"/>
               <w:spacing w:line="240" w:lineRule="auto"/>
-              <w:rPr/>
+              <w:rPr>
+                <w:rFonts w:ascii="Times New Roman" w:cs="Times New Roman" w:eastAsia="Times New Roman" w:hAnsi="Times New Roman"/>
+              </w:rPr>
             </w:pPr>
             <w:r>
               <w:rPr>
+                <w:rFonts w:ascii="Times New Roman" w:cs="Times New Roman" w:eastAsia="Times New Roman" w:hAnsi="Times New Roman"/>
                 <w:rtl w:val="0"/>
               </w:rPr>
-              <w:t xml:space="preserve">Successful document upload and processing rate</w:t>
+              <w:t xml:space="preserve">Number of indexed documents</w:t>
             </w:r>
           </w:p>
         </w:tc>
@@ -11422,10 +11693,13 @@
             <w:pPr>
               <w:widowControl w:val="0"/>
               <w:spacing w:line="240" w:lineRule="auto"/>
-              <w:rPr/>
+              <w:rPr>
+                <w:rFonts w:ascii="Times New Roman" w:cs="Times New Roman" w:eastAsia="Times New Roman" w:hAnsi="Times New Roman"/>
+              </w:rPr>
             </w:pPr>
             <w:r>
               <w:rPr>
+                <w:rFonts w:ascii="Times New Roman" w:cs="Times New Roman" w:eastAsia="Times New Roman" w:hAnsi="Times New Roman"/>
                 <w:rtl w:val="0"/>
               </w:rPr>
               <w:t xml:space="preserve">AI Test Generation Accuracy</w:t>
@@ -11447,10 +11721,13 @@
             <w:pPr>
               <w:widowControl w:val="0"/>
               <w:spacing w:line="240" w:lineRule="auto"/>
-              <w:rPr/>
+              <w:rPr>
+                <w:rFonts w:ascii="Times New Roman" w:cs="Times New Roman" w:eastAsia="Times New Roman" w:hAnsi="Times New Roman"/>
+              </w:rPr>
             </w:pPr>
             <w:r>
               <w:rPr>
+                <w:rFonts w:ascii="Times New Roman" w:cs="Times New Roman" w:eastAsia="Times New Roman" w:hAnsi="Times New Roman"/>
                 <w:rtl w:val="0"/>
               </w:rPr>
               <w:t xml:space="preserve">Accuracy of generated Gherkin test cases</w:t>
@@ -11478,13 +11755,16 @@
             <w:pPr>
               <w:widowControl w:val="0"/>
               <w:spacing w:line="240" w:lineRule="auto"/>
-              <w:rPr/>
+              <w:rPr>
+                <w:rFonts w:ascii="Times New Roman" w:cs="Times New Roman" w:eastAsia="Times New Roman" w:hAnsi="Times New Roman"/>
+              </w:rPr>
             </w:pPr>
             <w:r>
               <w:rPr>
+                <w:rFonts w:ascii="Times New Roman" w:cs="Times New Roman" w:eastAsia="Times New Roman" w:hAnsi="Times New Roman"/>
                 <w:rtl w:val="0"/>
               </w:rPr>
-              <w:t xml:space="preserve">Export Functionality Success Rate</w:t>
+              <w:t xml:space="preserve">Knowledge Base Size</w:t>
             </w:r>
           </w:p>
         </w:tc>
@@ -11503,10 +11783,13 @@
             <w:pPr>
               <w:widowControl w:val="0"/>
               <w:spacing w:line="240" w:lineRule="auto"/>
-              <w:rPr/>
+              <w:rPr>
+                <w:rFonts w:ascii="Times New Roman" w:cs="Times New Roman" w:eastAsia="Times New Roman" w:hAnsi="Times New Roman"/>
+              </w:rPr>
             </w:pPr>
             <w:r>
               <w:rPr>
+                <w:rFonts w:ascii="Times New Roman" w:cs="Times New Roman" w:eastAsia="Times New Roman" w:hAnsi="Times New Roman"/>
                 <w:rtl w:val="0"/>
               </w:rPr>
               <w:t xml:space="preserve">Successful export operations</w:t>
@@ -11534,10 +11817,13 @@
             <w:pPr>
               <w:widowControl w:val="0"/>
               <w:spacing w:line="240" w:lineRule="auto"/>
-              <w:rPr/>
+              <w:rPr>
+                <w:rFonts w:ascii="Times New Roman" w:cs="Times New Roman" w:eastAsia="Times New Roman" w:hAnsi="Times New Roman"/>
+              </w:rPr>
             </w:pPr>
             <w:r>
               <w:rPr>
+                <w:rFonts w:ascii="Times New Roman" w:cs="Times New Roman" w:eastAsia="Times New Roman" w:hAnsi="Times New Roman"/>
                 <w:rtl w:val="0"/>
               </w:rPr>
               <w:t xml:space="preserve">System Response Time</w:t>
@@ -11559,13 +11845,264 @@
             <w:pPr>
               <w:widowControl w:val="0"/>
               <w:spacing w:line="240" w:lineRule="auto"/>
-              <w:rPr/>
+              <w:rPr>
+                <w:rFonts w:ascii="Times New Roman" w:cs="Times New Roman" w:eastAsia="Times New Roman" w:hAnsi="Times New Roman"/>
+              </w:rPr>
             </w:pPr>
             <w:r>
               <w:rPr>
+                <w:rFonts w:ascii="Times New Roman" w:cs="Times New Roman" w:eastAsia="Times New Roman" w:hAnsi="Times New Roman"/>
                 <w:rtl w:val="0"/>
               </w:rPr>
               <w:t xml:space="preserve">Average response time during AI generation</w:t>
+            </w:r>
+          </w:p>
+        </w:tc>
+      </w:tr>
+      <w:tr>
+        <w:trPr>
+          <w:cantSplit w:val="0"/>
+          <w:tblHeader w:val="0"/>
+        </w:trPr>
+        <w:tc>
+          <w:tcPr>
+            <w:shd w:fill="auto" w:val="clear"/>
+            <w:tcMar>
+              <w:top w:w="100.0" w:type="dxa"/>
+              <w:left w:w="100.0" w:type="dxa"/>
+              <w:bottom w:w="100.0" w:type="dxa"/>
+              <w:right w:w="100.0" w:type="dxa"/>
+            </w:tcMar>
+            <w:vAlign w:val="top"/>
+          </w:tcPr>
+          <w:p>
+            <w:pPr>
+              <w:widowControl w:val="0"/>
+              <w:spacing w:line="240" w:lineRule="auto"/>
+              <w:rPr>
+                <w:rFonts w:ascii="Times New Roman" w:cs="Times New Roman" w:eastAsia="Times New Roman" w:hAnsi="Times New Roman"/>
+              </w:rPr>
+            </w:pPr>
+            <w:r>
+              <w:rPr>
+                <w:rFonts w:ascii="Times New Roman" w:cs="Times New Roman" w:eastAsia="Times New Roman" w:hAnsi="Times New Roman"/>
+                <w:rtl w:val="0"/>
+              </w:rPr>
+              <w:t xml:space="preserve">Index Chunks</w:t>
+            </w:r>
+          </w:p>
+        </w:tc>
+        <w:tc>
+          <w:tcPr>
+            <w:shd w:fill="auto" w:val="clear"/>
+            <w:tcMar>
+              <w:top w:w="100.0" w:type="dxa"/>
+              <w:left w:w="100.0" w:type="dxa"/>
+              <w:bottom w:w="100.0" w:type="dxa"/>
+              <w:right w:w="100.0" w:type="dxa"/>
+            </w:tcMar>
+            <w:vAlign w:val="top"/>
+          </w:tcPr>
+          <w:p>
+            <w:pPr>
+              <w:widowControl w:val="0"/>
+              <w:spacing w:line="240" w:lineRule="auto"/>
+              <w:rPr>
+                <w:rFonts w:ascii="Times New Roman" w:cs="Times New Roman" w:eastAsia="Times New Roman" w:hAnsi="Times New Roman"/>
+              </w:rPr>
+            </w:pPr>
+            <w:r>
+              <w:rPr>
+                <w:rFonts w:ascii="Times New Roman" w:cs="Times New Roman" w:eastAsia="Times New Roman" w:hAnsi="Times New Roman"/>
+                <w:rtl w:val="0"/>
+              </w:rPr>
+              <w:t xml:space="preserve">Number of vector embeddings stored</w:t>
+            </w:r>
+          </w:p>
+        </w:tc>
+      </w:tr>
+      <w:tr>
+        <w:trPr>
+          <w:cantSplit w:val="0"/>
+          <w:tblHeader w:val="0"/>
+        </w:trPr>
+        <w:tc>
+          <w:tcPr>
+            <w:shd w:fill="auto" w:val="clear"/>
+            <w:tcMar>
+              <w:top w:w="100.0" w:type="dxa"/>
+              <w:left w:w="100.0" w:type="dxa"/>
+              <w:bottom w:w="100.0" w:type="dxa"/>
+              <w:right w:w="100.0" w:type="dxa"/>
+            </w:tcMar>
+            <w:vAlign w:val="top"/>
+          </w:tcPr>
+          <w:p>
+            <w:pPr>
+              <w:widowControl w:val="0"/>
+              <w:spacing w:line="240" w:lineRule="auto"/>
+              <w:rPr>
+                <w:rFonts w:ascii="Times New Roman" w:cs="Times New Roman" w:eastAsia="Times New Roman" w:hAnsi="Times New Roman"/>
+              </w:rPr>
+            </w:pPr>
+            <w:r>
+              <w:rPr>
+                <w:rFonts w:ascii="Times New Roman" w:cs="Times New Roman" w:eastAsia="Times New Roman" w:hAnsi="Times New Roman"/>
+                <w:rtl w:val="0"/>
+              </w:rPr>
+              <w:t xml:space="preserve">MongoDB Persistence Success Rate</w:t>
+            </w:r>
+          </w:p>
+        </w:tc>
+        <w:tc>
+          <w:tcPr>
+            <w:shd w:fill="auto" w:val="clear"/>
+            <w:tcMar>
+              <w:top w:w="100.0" w:type="dxa"/>
+              <w:left w:w="100.0" w:type="dxa"/>
+              <w:bottom w:w="100.0" w:type="dxa"/>
+              <w:right w:w="100.0" w:type="dxa"/>
+            </w:tcMar>
+            <w:vAlign w:val="top"/>
+          </w:tcPr>
+          <w:p>
+            <w:pPr>
+              <w:widowControl w:val="0"/>
+              <w:spacing w:line="240" w:lineRule="auto"/>
+              <w:rPr>
+                <w:rFonts w:ascii="Times New Roman" w:cs="Times New Roman" w:eastAsia="Times New Roman" w:hAnsi="Times New Roman"/>
+              </w:rPr>
+            </w:pPr>
+            <w:r>
+              <w:rPr>
+                <w:rFonts w:ascii="Times New Roman" w:cs="Times New Roman" w:eastAsia="Times New Roman" w:hAnsi="Times New Roman"/>
+                <w:rtl w:val="0"/>
+              </w:rPr>
+              <w:t xml:space="preserve">Successful database save operations</w:t>
+            </w:r>
+          </w:p>
+        </w:tc>
+      </w:tr>
+      <w:tr>
+        <w:trPr>
+          <w:cantSplit w:val="0"/>
+          <w:tblHeader w:val="0"/>
+        </w:trPr>
+        <w:tc>
+          <w:tcPr>
+            <w:shd w:fill="auto" w:val="clear"/>
+            <w:tcMar>
+              <w:top w:w="100.0" w:type="dxa"/>
+              <w:left w:w="100.0" w:type="dxa"/>
+              <w:bottom w:w="100.0" w:type="dxa"/>
+              <w:right w:w="100.0" w:type="dxa"/>
+            </w:tcMar>
+            <w:vAlign w:val="top"/>
+          </w:tcPr>
+          <w:p>
+            <w:pPr>
+              <w:widowControl w:val="0"/>
+              <w:spacing w:line="240" w:lineRule="auto"/>
+              <w:rPr>
+                <w:rFonts w:ascii="Times New Roman" w:cs="Times New Roman" w:eastAsia="Times New Roman" w:hAnsi="Times New Roman"/>
+              </w:rPr>
+            </w:pPr>
+            <w:r>
+              <w:rPr>
+                <w:rFonts w:ascii="Times New Roman" w:cs="Times New Roman" w:eastAsia="Times New Roman" w:hAnsi="Times New Roman"/>
+                <w:rtl w:val="0"/>
+              </w:rPr>
+              <w:t xml:space="preserve">AI Generation Success Rate</w:t>
+            </w:r>
+          </w:p>
+        </w:tc>
+        <w:tc>
+          <w:tcPr>
+            <w:shd w:fill="auto" w:val="clear"/>
+            <w:tcMar>
+              <w:top w:w="100.0" w:type="dxa"/>
+              <w:left w:w="100.0" w:type="dxa"/>
+              <w:bottom w:w="100.0" w:type="dxa"/>
+              <w:right w:w="100.0" w:type="dxa"/>
+            </w:tcMar>
+            <w:vAlign w:val="top"/>
+          </w:tcPr>
+          <w:p>
+            <w:pPr>
+              <w:widowControl w:val="0"/>
+              <w:spacing w:line="240" w:lineRule="auto"/>
+              <w:rPr>
+                <w:rFonts w:ascii="Times New Roman" w:cs="Times New Roman" w:eastAsia="Times New Roman" w:hAnsi="Times New Roman"/>
+              </w:rPr>
+            </w:pPr>
+            <w:r>
+              <w:rPr>
+                <w:rFonts w:ascii="Times New Roman" w:cs="Times New Roman" w:eastAsia="Times New Roman" w:hAnsi="Times New Roman"/>
+                <w:rtl w:val="0"/>
+              </w:rPr>
+              <w:t xml:space="preserve">Successful generations without errors</w:t>
+            </w:r>
+          </w:p>
+        </w:tc>
+      </w:tr>
+      <w:tr>
+        <w:trPr>
+          <w:cantSplit w:val="0"/>
+          <w:tblHeader w:val="0"/>
+        </w:trPr>
+        <w:tc>
+          <w:tcPr>
+            <w:shd w:fill="auto" w:val="clear"/>
+            <w:tcMar>
+              <w:top w:w="100.0" w:type="dxa"/>
+              <w:left w:w="100.0" w:type="dxa"/>
+              <w:bottom w:w="100.0" w:type="dxa"/>
+              <w:right w:w="100.0" w:type="dxa"/>
+            </w:tcMar>
+            <w:vAlign w:val="top"/>
+          </w:tcPr>
+          <w:p>
+            <w:pPr>
+              <w:widowControl w:val="0"/>
+              <w:spacing w:line="240" w:lineRule="auto"/>
+              <w:rPr>
+                <w:rFonts w:ascii="Times New Roman" w:cs="Times New Roman" w:eastAsia="Times New Roman" w:hAnsi="Times New Roman"/>
+              </w:rPr>
+            </w:pPr>
+            <w:r>
+              <w:rPr>
+                <w:rFonts w:ascii="Times New Roman" w:cs="Times New Roman" w:eastAsia="Times New Roman" w:hAnsi="Times New Roman"/>
+                <w:rtl w:val="0"/>
+              </w:rPr>
+              <w:t xml:space="preserve">Average Generation Time</w:t>
+            </w:r>
+          </w:p>
+        </w:tc>
+        <w:tc>
+          <w:tcPr>
+            <w:shd w:fill="auto" w:val="clear"/>
+            <w:tcMar>
+              <w:top w:w="100.0" w:type="dxa"/>
+              <w:left w:w="100.0" w:type="dxa"/>
+              <w:bottom w:w="100.0" w:type="dxa"/>
+              <w:right w:w="100.0" w:type="dxa"/>
+            </w:tcMar>
+            <w:vAlign w:val="top"/>
+          </w:tcPr>
+          <w:p>
+            <w:pPr>
+              <w:widowControl w:val="0"/>
+              <w:spacing w:line="240" w:lineRule="auto"/>
+              <w:rPr>
+                <w:rFonts w:ascii="Times New Roman" w:cs="Times New Roman" w:eastAsia="Times New Roman" w:hAnsi="Times New Roman"/>
+              </w:rPr>
+            </w:pPr>
+            <w:r>
+              <w:rPr>
+                <w:rFonts w:ascii="Times New Roman" w:cs="Times New Roman" w:eastAsia="Times New Roman" w:hAnsi="Times New Roman"/>
+                <w:rtl w:val="0"/>
+              </w:rPr>
+              <w:t xml:space="preserve">Average time to generate test cases</w:t>
             </w:r>
           </w:p>
         </w:tc>
@@ -11603,10 +12140,13 @@
           <w:numId w:val="10"/>
         </w:numPr>
         <w:ind w:left="1440" w:hanging="360"/>
-        <w:rPr/>
-      </w:pPr>
-      <w:r>
-        <w:rPr>
+        <w:rPr>
+          <w:rFonts w:ascii="Times New Roman" w:cs="Times New Roman" w:eastAsia="Times New Roman" w:hAnsi="Times New Roman"/>
+        </w:rPr>
+      </w:pPr>
+      <w:r>
+        <w:rPr>
+          <w:rFonts w:ascii="Times New Roman" w:cs="Times New Roman" w:eastAsia="Times New Roman" w:hAnsi="Times New Roman"/>
           <w:rtl w:val="0"/>
         </w:rPr>
         <w:t xml:space="preserve">Process Metrics: evaluate the effectiveness and efficiency of the software development and testing process.</w:t>
@@ -11616,7 +12156,9 @@
       <w:pPr>
         <w:widowControl w:val="0"/>
         <w:ind w:left="0" w:firstLine="0"/>
-        <w:rPr/>
+        <w:rPr>
+          <w:rFonts w:ascii="Times New Roman" w:cs="Times New Roman" w:eastAsia="Times New Roman" w:hAnsi="Times New Roman"/>
+        </w:rPr>
       </w:pPr>
       <w:r>
         <w:rPr>
@@ -11671,10 +12213,13 @@
             <w:pPr>
               <w:widowControl w:val="0"/>
               <w:spacing w:line="240" w:lineRule="auto"/>
-              <w:rPr/>
+              <w:rPr>
+                <w:rFonts w:ascii="Times New Roman" w:cs="Times New Roman" w:eastAsia="Times New Roman" w:hAnsi="Times New Roman"/>
+              </w:rPr>
             </w:pPr>
             <w:r>
               <w:rPr>
+                <w:rFonts w:ascii="Times New Roman" w:cs="Times New Roman" w:eastAsia="Times New Roman" w:hAnsi="Times New Roman"/>
                 <w:rtl w:val="0"/>
               </w:rPr>
               <w:t xml:space="preserve">Metric</w:t>
@@ -11696,10 +12241,13 @@
             <w:pPr>
               <w:widowControl w:val="0"/>
               <w:spacing w:line="240" w:lineRule="auto"/>
-              <w:rPr/>
+              <w:rPr>
+                <w:rFonts w:ascii="Times New Roman" w:cs="Times New Roman" w:eastAsia="Times New Roman" w:hAnsi="Times New Roman"/>
+              </w:rPr>
             </w:pPr>
             <w:r>
               <w:rPr>
+                <w:rFonts w:ascii="Times New Roman" w:cs="Times New Roman" w:eastAsia="Times New Roman" w:hAnsi="Times New Roman"/>
                 <w:rtl w:val="0"/>
               </w:rPr>
               <w:t xml:space="preserve">Description</w:t>
@@ -11727,13 +12275,16 @@
             <w:pPr>
               <w:widowControl w:val="0"/>
               <w:spacing w:line="240" w:lineRule="auto"/>
-              <w:rPr/>
+              <w:rPr>
+                <w:rFonts w:ascii="Times New Roman" w:cs="Times New Roman" w:eastAsia="Times New Roman" w:hAnsi="Times New Roman"/>
+              </w:rPr>
             </w:pPr>
             <w:r>
               <w:rPr>
+                <w:rFonts w:ascii="Times New Roman" w:cs="Times New Roman" w:eastAsia="Times New Roman" w:hAnsi="Times New Roman"/>
                 <w:rtl w:val="0"/>
               </w:rPr>
-              <w:t xml:space="preserve">Number of Iterations Completed</w:t>
+              <w:t xml:space="preserve">Number of Iterations Completed </w:t>
             </w:r>
           </w:p>
         </w:tc>
@@ -11752,10 +12303,13 @@
             <w:pPr>
               <w:widowControl w:val="0"/>
               <w:spacing w:line="240" w:lineRule="auto"/>
-              <w:rPr/>
+              <w:rPr>
+                <w:rFonts w:ascii="Times New Roman" w:cs="Times New Roman" w:eastAsia="Times New Roman" w:hAnsi="Times New Roman"/>
+              </w:rPr>
             </w:pPr>
             <w:r>
               <w:rPr>
+                <w:rFonts w:ascii="Times New Roman" w:cs="Times New Roman" w:eastAsia="Times New Roman" w:hAnsi="Times New Roman"/>
                 <w:rtl w:val="0"/>
               </w:rPr>
               <w:t xml:space="preserve">Agile development iterations completed</w:t>
@@ -11783,10 +12337,13 @@
             <w:pPr>
               <w:widowControl w:val="0"/>
               <w:spacing w:line="240" w:lineRule="auto"/>
-              <w:rPr/>
+              <w:rPr>
+                <w:rFonts w:ascii="Times New Roman" w:cs="Times New Roman" w:eastAsia="Times New Roman" w:hAnsi="Times New Roman"/>
+              </w:rPr>
             </w:pPr>
             <w:r>
               <w:rPr>
+                <w:rFonts w:ascii="Times New Roman" w:cs="Times New Roman" w:eastAsia="Times New Roman" w:hAnsi="Times New Roman"/>
                 <w:rtl w:val="0"/>
               </w:rPr>
               <w:t xml:space="preserve">Bugs Resolved per Iteration</w:t>
@@ -11808,10 +12365,13 @@
             <w:pPr>
               <w:widowControl w:val="0"/>
               <w:spacing w:line="240" w:lineRule="auto"/>
-              <w:rPr/>
+              <w:rPr>
+                <w:rFonts w:ascii="Times New Roman" w:cs="Times New Roman" w:eastAsia="Times New Roman" w:hAnsi="Times New Roman"/>
+              </w:rPr>
             </w:pPr>
             <w:r>
               <w:rPr>
+                <w:rFonts w:ascii="Times New Roman" w:cs="Times New Roman" w:eastAsia="Times New Roman" w:hAnsi="Times New Roman"/>
                 <w:rtl w:val="0"/>
               </w:rPr>
               <w:t xml:space="preserve">Average defects fixed during each iteration</w:t>
@@ -11839,10 +12399,13 @@
             <w:pPr>
               <w:widowControl w:val="0"/>
               <w:spacing w:line="240" w:lineRule="auto"/>
-              <w:rPr/>
+              <w:rPr>
+                <w:rFonts w:ascii="Times New Roman" w:cs="Times New Roman" w:eastAsia="Times New Roman" w:hAnsi="Times New Roman"/>
+              </w:rPr>
             </w:pPr>
             <w:r>
               <w:rPr>
+                <w:rFonts w:ascii="Times New Roman" w:cs="Times New Roman" w:eastAsia="Times New Roman" w:hAnsi="Times New Roman"/>
                 <w:rtl w:val="0"/>
               </w:rPr>
               <w:t xml:space="preserve">GitHub Commits</w:t>
@@ -11864,10 +12427,13 @@
             <w:pPr>
               <w:widowControl w:val="0"/>
               <w:spacing w:line="240" w:lineRule="auto"/>
-              <w:rPr/>
+              <w:rPr>
+                <w:rFonts w:ascii="Times New Roman" w:cs="Times New Roman" w:eastAsia="Times New Roman" w:hAnsi="Times New Roman"/>
+              </w:rPr>
             </w:pPr>
             <w:r>
               <w:rPr>
+                <w:rFonts w:ascii="Times New Roman" w:cs="Times New Roman" w:eastAsia="Times New Roman" w:hAnsi="Times New Roman"/>
                 <w:rtl w:val="0"/>
               </w:rPr>
               <w:t xml:space="preserve">Total code commits contributed by team</w:t>
@@ -11895,10 +12461,13 @@
             <w:pPr>
               <w:widowControl w:val="0"/>
               <w:spacing w:line="240" w:lineRule="auto"/>
-              <w:rPr/>
+              <w:rPr>
+                <w:rFonts w:ascii="Times New Roman" w:cs="Times New Roman" w:eastAsia="Times New Roman" w:hAnsi="Times New Roman"/>
+              </w:rPr>
             </w:pPr>
             <w:r>
               <w:rPr>
+                <w:rFonts w:ascii="Times New Roman" w:cs="Times New Roman" w:eastAsia="Times New Roman" w:hAnsi="Times New Roman"/>
                 <w:rtl w:val="0"/>
               </w:rPr>
               <w:t xml:space="preserve">Pull Requests Reviewed</w:t>
@@ -11920,10 +12489,13 @@
             <w:pPr>
               <w:widowControl w:val="0"/>
               <w:spacing w:line="240" w:lineRule="auto"/>
-              <w:rPr/>
+              <w:rPr>
+                <w:rFonts w:ascii="Times New Roman" w:cs="Times New Roman" w:eastAsia="Times New Roman" w:hAnsi="Times New Roman"/>
+              </w:rPr>
             </w:pPr>
             <w:r>
               <w:rPr>
+                <w:rFonts w:ascii="Times New Roman" w:cs="Times New Roman" w:eastAsia="Times New Roman" w:hAnsi="Times New Roman"/>
                 <w:rtl w:val="0"/>
               </w:rPr>
               <w:t xml:space="preserve">Number of reviewed pull requests</w:t>
@@ -11951,10 +12523,13 @@
             <w:pPr>
               <w:widowControl w:val="0"/>
               <w:spacing w:line="240" w:lineRule="auto"/>
-              <w:rPr/>
+              <w:rPr>
+                <w:rFonts w:ascii="Times New Roman" w:cs="Times New Roman" w:eastAsia="Times New Roman" w:hAnsi="Times New Roman"/>
+              </w:rPr>
             </w:pPr>
             <w:r>
               <w:rPr>
+                <w:rFonts w:ascii="Times New Roman" w:cs="Times New Roman" w:eastAsia="Times New Roman" w:hAnsi="Times New Roman"/>
                 <w:rtl w:val="0"/>
               </w:rPr>
               <w:t xml:space="preserve">Automated Build Success Rate</w:t>
@@ -11976,10 +12551,13 @@
             <w:pPr>
               <w:widowControl w:val="0"/>
               <w:spacing w:line="240" w:lineRule="auto"/>
-              <w:rPr/>
+              <w:rPr>
+                <w:rFonts w:ascii="Times New Roman" w:cs="Times New Roman" w:eastAsia="Times New Roman" w:hAnsi="Times New Roman"/>
+              </w:rPr>
             </w:pPr>
             <w:r>
               <w:rPr>
+                <w:rFonts w:ascii="Times New Roman" w:cs="Times New Roman" w:eastAsia="Times New Roman" w:hAnsi="Times New Roman"/>
                 <w:rtl w:val="0"/>
               </w:rPr>
               <w:t xml:space="preserve">Successful CI/CD pipeline executions</w:t>
@@ -12007,10 +12585,13 @@
             <w:pPr>
               <w:widowControl w:val="0"/>
               <w:spacing w:line="240" w:lineRule="auto"/>
-              <w:rPr/>
+              <w:rPr>
+                <w:rFonts w:ascii="Times New Roman" w:cs="Times New Roman" w:eastAsia="Times New Roman" w:hAnsi="Times New Roman"/>
+              </w:rPr>
             </w:pPr>
             <w:r>
               <w:rPr>
+                <w:rFonts w:ascii="Times New Roman" w:cs="Times New Roman" w:eastAsia="Times New Roman" w:hAnsi="Times New Roman"/>
                 <w:rtl w:val="0"/>
               </w:rPr>
               <w:t xml:space="preserve">Team Meeting Frequency</w:t>
@@ -12032,10 +12613,13 @@
             <w:pPr>
               <w:widowControl w:val="0"/>
               <w:spacing w:line="240" w:lineRule="auto"/>
-              <w:rPr/>
+              <w:rPr>
+                <w:rFonts w:ascii="Times New Roman" w:cs="Times New Roman" w:eastAsia="Times New Roman" w:hAnsi="Times New Roman"/>
+              </w:rPr>
             </w:pPr>
             <w:r>
               <w:rPr>
+                <w:rFonts w:ascii="Times New Roman" w:cs="Times New Roman" w:eastAsia="Times New Roman" w:hAnsi="Times New Roman"/>
                 <w:rtl w:val="0"/>
               </w:rPr>
               <w:t xml:space="preserve">Scrum/project meetings conducted weekly</w:t>
@@ -12063,10 +12647,13 @@
             <w:pPr>
               <w:widowControl w:val="0"/>
               <w:spacing w:line="240" w:lineRule="auto"/>
-              <w:rPr/>
+              <w:rPr>
+                <w:rFonts w:ascii="Times New Roman" w:cs="Times New Roman" w:eastAsia="Times New Roman" w:hAnsi="Times New Roman"/>
+              </w:rPr>
             </w:pPr>
             <w:r>
               <w:rPr>
+                <w:rFonts w:ascii="Times New Roman" w:cs="Times New Roman" w:eastAsia="Times New Roman" w:hAnsi="Times New Roman"/>
                 <w:rtl w:val="0"/>
               </w:rPr>
               <w:t xml:space="preserve">Average Bug Resolution Time</w:t>
@@ -12088,10 +12675,13 @@
             <w:pPr>
               <w:widowControl w:val="0"/>
               <w:spacing w:line="240" w:lineRule="auto"/>
-              <w:rPr/>
+              <w:rPr>
+                <w:rFonts w:ascii="Times New Roman" w:cs="Times New Roman" w:eastAsia="Times New Roman" w:hAnsi="Times New Roman"/>
+              </w:rPr>
             </w:pPr>
             <w:r>
               <w:rPr>
+                <w:rFonts w:ascii="Times New Roman" w:cs="Times New Roman" w:eastAsia="Times New Roman" w:hAnsi="Times New Roman"/>
                 <w:rtl w:val="0"/>
               </w:rPr>
               <w:t xml:space="preserve">Average time to fix reported issues</w:t>
@@ -12119,10 +12709,13 @@
             <w:pPr>
               <w:widowControl w:val="0"/>
               <w:spacing w:line="240" w:lineRule="auto"/>
-              <w:rPr/>
+              <w:rPr>
+                <w:rFonts w:ascii="Times New Roman" w:cs="Times New Roman" w:eastAsia="Times New Roman" w:hAnsi="Times New Roman"/>
+              </w:rPr>
             </w:pPr>
             <w:r>
               <w:rPr>
+                <w:rFonts w:ascii="Times New Roman" w:cs="Times New Roman" w:eastAsia="Times New Roman" w:hAnsi="Times New Roman"/>
                 <w:rtl w:val="0"/>
               </w:rPr>
               <w:t xml:space="preserve">Requirement Completion Rate</w:t>
@@ -12144,10 +12737,13 @@
             <w:pPr>
               <w:widowControl w:val="0"/>
               <w:spacing w:line="240" w:lineRule="auto"/>
-              <w:rPr/>
+              <w:rPr>
+                <w:rFonts w:ascii="Times New Roman" w:cs="Times New Roman" w:eastAsia="Times New Roman" w:hAnsi="Times New Roman"/>
+              </w:rPr>
             </w:pPr>
             <w:r>
               <w:rPr>
+                <w:rFonts w:ascii="Times New Roman" w:cs="Times New Roman" w:eastAsia="Times New Roman" w:hAnsi="Times New Roman"/>
                 <w:rtl w:val="0"/>
               </w:rPr>
               <w:t xml:space="preserve">Percentage of planned requirements completed</w:t>
@@ -12175,10 +12771,13 @@
             <w:pPr>
               <w:widowControl w:val="0"/>
               <w:spacing w:line="240" w:lineRule="auto"/>
-              <w:rPr/>
+              <w:rPr>
+                <w:rFonts w:ascii="Times New Roman" w:cs="Times New Roman" w:eastAsia="Times New Roman" w:hAnsi="Times New Roman"/>
+              </w:rPr>
             </w:pPr>
             <w:r>
               <w:rPr>
+                <w:rFonts w:ascii="Times New Roman" w:cs="Times New Roman" w:eastAsia="Times New Roman" w:hAnsi="Times New Roman"/>
                 <w:rtl w:val="0"/>
               </w:rPr>
               <w:t xml:space="preserve">Documentation Update Frequency</w:t>
@@ -12200,10 +12799,13 @@
             <w:pPr>
               <w:widowControl w:val="0"/>
               <w:spacing w:line="240" w:lineRule="auto"/>
-              <w:rPr/>
+              <w:rPr>
+                <w:rFonts w:ascii="Times New Roman" w:cs="Times New Roman" w:eastAsia="Times New Roman" w:hAnsi="Times New Roman"/>
+              </w:rPr>
             </w:pPr>
             <w:r>
               <w:rPr>
+                <w:rFonts w:ascii="Times New Roman" w:cs="Times New Roman" w:eastAsia="Times New Roman" w:hAnsi="Times New Roman"/>
                 <w:rtl w:val="0"/>
               </w:rPr>
               <w:t xml:space="preserve">Frequency of SPPP/SDD/Test document updates</w:t>
@@ -12231,10 +12833,13 @@
             <w:pPr>
               <w:widowControl w:val="0"/>
               <w:spacing w:line="240" w:lineRule="auto"/>
-              <w:rPr/>
+              <w:rPr>
+                <w:rFonts w:ascii="Times New Roman" w:cs="Times New Roman" w:eastAsia="Times New Roman" w:hAnsi="Times New Roman"/>
+              </w:rPr>
             </w:pPr>
             <w:r>
               <w:rPr>
+                <w:rFonts w:ascii="Times New Roman" w:cs="Times New Roman" w:eastAsia="Times New Roman" w:hAnsi="Times New Roman"/>
                 <w:rtl w:val="0"/>
               </w:rPr>
               <w:t xml:space="preserve">AI-Assisted Development Usage</w:t>
@@ -12256,13 +12861,202 @@
             <w:pPr>
               <w:widowControl w:val="0"/>
               <w:spacing w:line="240" w:lineRule="auto"/>
-              <w:rPr/>
+              <w:rPr>
+                <w:rFonts w:ascii="Times New Roman" w:cs="Times New Roman" w:eastAsia="Times New Roman" w:hAnsi="Times New Roman"/>
+              </w:rPr>
             </w:pPr>
             <w:r>
               <w:rPr>
+                <w:rFonts w:ascii="Times New Roman" w:cs="Times New Roman" w:eastAsia="Times New Roman" w:hAnsi="Times New Roman"/>
                 <w:rtl w:val="0"/>
               </w:rPr>
               <w:t xml:space="preserve">Percentage of AI-assisted documentation/coding support</w:t>
+            </w:r>
+          </w:p>
+        </w:tc>
+      </w:tr>
+      <w:tr>
+        <w:trPr>
+          <w:cantSplit w:val="0"/>
+          <w:tblHeader w:val="0"/>
+        </w:trPr>
+        <w:tc>
+          <w:tcPr>
+            <w:shd w:fill="auto" w:val="clear"/>
+            <w:tcMar>
+              <w:top w:w="100.0" w:type="dxa"/>
+              <w:left w:w="100.0" w:type="dxa"/>
+              <w:bottom w:w="100.0" w:type="dxa"/>
+              <w:right w:w="100.0" w:type="dxa"/>
+            </w:tcMar>
+            <w:vAlign w:val="top"/>
+          </w:tcPr>
+          <w:p>
+            <w:pPr>
+              <w:widowControl w:val="0"/>
+              <w:spacing w:line="240" w:lineRule="auto"/>
+              <w:rPr>
+                <w:rFonts w:ascii="Times New Roman" w:cs="Times New Roman" w:eastAsia="Times New Roman" w:hAnsi="Times New Roman"/>
+              </w:rPr>
+            </w:pPr>
+            <w:r>
+              <w:rPr>
+                <w:rFonts w:ascii="Times New Roman" w:cs="Times New Roman" w:eastAsia="Times New Roman" w:hAnsi="Times New Roman"/>
+                <w:rtl w:val="0"/>
+              </w:rPr>
+              <w:t xml:space="preserve">User Stories Completed</w:t>
+            </w:r>
+          </w:p>
+        </w:tc>
+        <w:tc>
+          <w:tcPr>
+            <w:shd w:fill="auto" w:val="clear"/>
+            <w:tcMar>
+              <w:top w:w="100.0" w:type="dxa"/>
+              <w:left w:w="100.0" w:type="dxa"/>
+              <w:bottom w:w="100.0" w:type="dxa"/>
+              <w:right w:w="100.0" w:type="dxa"/>
+            </w:tcMar>
+            <w:vAlign w:val="top"/>
+          </w:tcPr>
+          <w:p>
+            <w:pPr>
+              <w:widowControl w:val="0"/>
+              <w:spacing w:line="240" w:lineRule="auto"/>
+              <w:rPr>
+                <w:rFonts w:ascii="Times New Roman" w:cs="Times New Roman" w:eastAsia="Times New Roman" w:hAnsi="Times New Roman"/>
+              </w:rPr>
+            </w:pPr>
+            <w:r>
+              <w:rPr>
+                <w:rFonts w:ascii="Times New Roman" w:cs="Times New Roman" w:eastAsia="Times New Roman" w:hAnsi="Times New Roman"/>
+                <w:rtl w:val="0"/>
+              </w:rPr>
+              <w:t xml:space="preserve">Measures completed Jira user stories</w:t>
+            </w:r>
+          </w:p>
+        </w:tc>
+      </w:tr>
+      <w:tr>
+        <w:trPr>
+          <w:cantSplit w:val="0"/>
+          <w:tblHeader w:val="0"/>
+        </w:trPr>
+        <w:tc>
+          <w:tcPr>
+            <w:shd w:fill="auto" w:val="clear"/>
+            <w:tcMar>
+              <w:top w:w="100.0" w:type="dxa"/>
+              <w:left w:w="100.0" w:type="dxa"/>
+              <w:bottom w:w="100.0" w:type="dxa"/>
+              <w:right w:w="100.0" w:type="dxa"/>
+            </w:tcMar>
+            <w:vAlign w:val="top"/>
+          </w:tcPr>
+          <w:p>
+            <w:pPr>
+              <w:widowControl w:val="0"/>
+              <w:spacing w:line="240" w:lineRule="auto"/>
+              <w:rPr>
+                <w:rFonts w:ascii="Times New Roman" w:cs="Times New Roman" w:eastAsia="Times New Roman" w:hAnsi="Times New Roman"/>
+              </w:rPr>
+            </w:pPr>
+            <w:r>
+              <w:rPr>
+                <w:rFonts w:ascii="Times New Roman" w:cs="Times New Roman" w:eastAsia="Times New Roman" w:hAnsi="Times New Roman"/>
+                <w:rtl w:val="0"/>
+              </w:rPr>
+              <w:t xml:space="preserve">Story Points Completed</w:t>
+            </w:r>
+          </w:p>
+        </w:tc>
+        <w:tc>
+          <w:tcPr>
+            <w:shd w:fill="auto" w:val="clear"/>
+            <w:tcMar>
+              <w:top w:w="100.0" w:type="dxa"/>
+              <w:left w:w="100.0" w:type="dxa"/>
+              <w:bottom w:w="100.0" w:type="dxa"/>
+              <w:right w:w="100.0" w:type="dxa"/>
+            </w:tcMar>
+            <w:vAlign w:val="top"/>
+          </w:tcPr>
+          <w:p>
+            <w:pPr>
+              <w:widowControl w:val="0"/>
+              <w:spacing w:line="240" w:lineRule="auto"/>
+              <w:rPr>
+                <w:rFonts w:ascii="Times New Roman" w:cs="Times New Roman" w:eastAsia="Times New Roman" w:hAnsi="Times New Roman"/>
+              </w:rPr>
+            </w:pPr>
+            <w:r>
+              <w:rPr>
+                <w:rFonts w:ascii="Times New Roman" w:cs="Times New Roman" w:eastAsia="Times New Roman" w:hAnsi="Times New Roman"/>
+                <w:rtl w:val="0"/>
+              </w:rPr>
+              <w:t xml:space="preserve">Measures completed Agile effort</w:t>
+            </w:r>
+          </w:p>
+        </w:tc>
+      </w:tr>
+      <w:tr>
+        <w:trPr>
+          <w:cantSplit w:val="0"/>
+          <w:tblHeader w:val="0"/>
+        </w:trPr>
+        <w:tc>
+          <w:tcPr>
+            <w:shd w:fill="auto" w:val="clear"/>
+            <w:tcMar>
+              <w:top w:w="100.0" w:type="dxa"/>
+              <w:left w:w="100.0" w:type="dxa"/>
+              <w:bottom w:w="100.0" w:type="dxa"/>
+              <w:right w:w="100.0" w:type="dxa"/>
+            </w:tcMar>
+            <w:vAlign w:val="top"/>
+          </w:tcPr>
+          <w:p>
+            <w:pPr>
+              <w:widowControl w:val="0"/>
+              <w:spacing w:line="240" w:lineRule="auto"/>
+              <w:rPr>
+                <w:rFonts w:ascii="Times New Roman" w:cs="Times New Roman" w:eastAsia="Times New Roman" w:hAnsi="Times New Roman"/>
+              </w:rPr>
+            </w:pPr>
+            <w:r>
+              <w:rPr>
+                <w:rFonts w:ascii="Times New Roman" w:cs="Times New Roman" w:eastAsia="Times New Roman" w:hAnsi="Times New Roman"/>
+                <w:rtl w:val="0"/>
+              </w:rPr>
+              <w:t xml:space="preserve">Total Person Hours</w:t>
+            </w:r>
+          </w:p>
+        </w:tc>
+        <w:tc>
+          <w:tcPr>
+            <w:shd w:fill="auto" w:val="clear"/>
+            <w:tcMar>
+              <w:top w:w="100.0" w:type="dxa"/>
+              <w:left w:w="100.0" w:type="dxa"/>
+              <w:bottom w:w="100.0" w:type="dxa"/>
+              <w:right w:w="100.0" w:type="dxa"/>
+            </w:tcMar>
+            <w:vAlign w:val="top"/>
+          </w:tcPr>
+          <w:p>
+            <w:pPr>
+              <w:widowControl w:val="0"/>
+              <w:spacing w:line="240" w:lineRule="auto"/>
+              <w:rPr>
+                <w:rFonts w:ascii="Times New Roman" w:cs="Times New Roman" w:eastAsia="Times New Roman" w:hAnsi="Times New Roman"/>
+              </w:rPr>
+            </w:pPr>
+            <w:r>
+              <w:rPr>
+                <w:rFonts w:ascii="Times New Roman" w:cs="Times New Roman" w:eastAsia="Times New Roman" w:hAnsi="Times New Roman"/>
+                <w:rtl w:val="0"/>
+              </w:rPr>
+              <w:t xml:space="preserve">Total development effort spent by team</w:t>
             </w:r>
           </w:p>
         </w:tc>
@@ -12715,7 +13509,7 @@
           <w:szCs w:val="24"/>
           <w:rtl w:val="0"/>
         </w:rPr>
-        <w:t xml:space="preserve">The application is planned to be deployed as a web application after the final iteration.</w:t>
+        <w:t xml:space="preserve">The application is planned to be deployed as a web application using Render after the final iteration.</w:t>
       </w:r>
       <w:r>
         <w:rPr>
@@ -12782,7 +13576,7 @@
           <w:szCs w:val="24"/>
           <w:rtl w:val="0"/>
         </w:rPr>
-        <w:t xml:space="preserve">We will be using Google’s coding standards for HTML/CSS and for Python. </w:t>
+        <w:t xml:space="preserve">We will be using Google’s coding standards for HTML/CSS, Javascript and Python throughout the project. The frontend is built using HTML, CSS, and JavaScript, while the automated tests are written in Python.</w:t>
       </w:r>
     </w:p>
     <w:p>
@@ -12953,8 +13747,8 @@
         </w:rPr>
         <w:t xml:space="preserve">We will be tracking which documents have been reviewed by which team members to make sure that everybody is on the same page. The</w:t>
       </w:r>
-      <w:commentRangeStart w:id="2"/>
       <w:commentRangeStart w:id="3"/>
+      <w:commentRangeStart w:id="4"/>
       <w:r>
         <w:rPr>
           <w:rFonts w:ascii="Times New Roman" w:cs="Times New Roman" w:eastAsia="Times New Roman" w:hAnsi="Times New Roman"/>
@@ -12964,13 +13758,13 @@
         </w:rPr>
         <w:t xml:space="preserve"> design/implementation leade</w:t>
       </w:r>
-      <w:commentRangeEnd w:id="2"/>
-      <w:r>
-        <w:commentReference w:id="2"/>
-      </w:r>
       <w:commentRangeEnd w:id="3"/>
       <w:r>
         <w:commentReference w:id="3"/>
+      </w:r>
+      <w:commentRangeEnd w:id="4"/>
+      <w:r>
+        <w:commentReference w:id="4"/>
       </w:r>
       <w:r>
         <w:rPr>
@@ -13319,7 +14113,7 @@
           <w:szCs w:val="24"/>
           <w:rtl w:val="0"/>
         </w:rPr>
-        <w:t xml:space="preserve">Delete the completed feature branch</w:t>
+        <w:t xml:space="preserve">Close the completed feature branch</w:t>
       </w:r>
     </w:p>
     <w:p>
@@ -13696,6 +14490,7 @@
       </w:pPr>
       <w:bookmarkStart w:colFirst="0" w:colLast="0" w:name="_l9xnpmd6hh0y" w:id="31"/>
       <w:bookmarkEnd w:id="31"/>
+      <w:commentRangeStart w:id="5"/>
       <w:r>
         <w:rPr>
           <w:rFonts w:ascii="Times New Roman" w:cs="Times New Roman" w:eastAsia="Times New Roman" w:hAnsi="Times New Roman"/>
@@ -13706,6 +14501,15 @@
           <w:rtl w:val="0"/>
         </w:rPr>
         <w:t xml:space="preserve">Testing  </w:t>
+      </w:r>
+      <w:commentRangeEnd w:id="5"/>
+      <w:r>
+        <w:commentReference w:id="5"/>
+      </w:r>
+      <w:r>
+        <w:rPr>
+          <w:rtl w:val="0"/>
+        </w:rPr>
       </w:r>
     </w:p>
     <w:p>
@@ -15116,8 +15920,12 @@
             </w:pPr>
             <w:r>
               <w:rPr>
+                <w:rFonts w:ascii="Times New Roman" w:cs="Times New Roman" w:eastAsia="Times New Roman" w:hAnsi="Times New Roman"/>
+                <w:sz w:val="24"/>
+                <w:szCs w:val="24"/>
                 <w:rtl w:val="0"/>
               </w:rPr>
+              <w:t xml:space="preserve">Team 3</w:t>
             </w:r>
           </w:p>
         </w:tc>
@@ -15343,8 +16151,474 @@
             </w:pPr>
             <w:r>
               <w:rPr>
+                <w:rFonts w:ascii="Times New Roman" w:cs="Times New Roman" w:eastAsia="Times New Roman" w:hAnsi="Times New Roman"/>
+                <w:sz w:val="24"/>
+                <w:szCs w:val="24"/>
                 <w:rtl w:val="0"/>
               </w:rPr>
+              <w:t xml:space="preserve">Team 3</w:t>
+            </w:r>
+          </w:p>
+        </w:tc>
+      </w:tr>
+      <w:tr>
+        <w:trPr>
+          <w:cantSplit w:val="0"/>
+          <w:tblHeader w:val="0"/>
+        </w:trPr>
+        <w:tc>
+          <w:tcPr>
+            <w:shd w:fill="auto" w:val="clear"/>
+            <w:tcMar>
+              <w:top w:w="100.0" w:type="dxa"/>
+              <w:left w:w="100.0" w:type="dxa"/>
+              <w:bottom w:w="100.0" w:type="dxa"/>
+              <w:right w:w="100.0" w:type="dxa"/>
+            </w:tcMar>
+            <w:vAlign w:val="top"/>
+          </w:tcPr>
+          <w:p>
+            <w:pPr>
+              <w:keepNext w:val="0"/>
+              <w:keepLines w:val="0"/>
+              <w:pageBreakBefore w:val="0"/>
+              <w:widowControl w:val="0"/>
+              <w:pBdr>
+                <w:top w:space="0" w:sz="0" w:val="nil"/>
+                <w:left w:space="0" w:sz="0" w:val="nil"/>
+                <w:bottom w:space="0" w:sz="0" w:val="nil"/>
+                <w:right w:space="0" w:sz="0" w:val="nil"/>
+                <w:between w:space="0" w:sz="0" w:val="nil"/>
+              </w:pBdr>
+              <w:shd w:fill="auto" w:val="clear"/>
+              <w:spacing w:after="0" w:before="0" w:line="276" w:lineRule="auto"/>
+              <w:ind w:left="0" w:right="0" w:firstLine="0"/>
+              <w:jc w:val="left"/>
+              <w:rPr>
+                <w:rFonts w:ascii="Times New Roman" w:cs="Times New Roman" w:eastAsia="Times New Roman" w:hAnsi="Times New Roman"/>
+                <w:sz w:val="24"/>
+                <w:szCs w:val="24"/>
+              </w:rPr>
+            </w:pPr>
+            <w:r>
+              <w:rPr>
+                <w:rFonts w:ascii="Times New Roman" w:cs="Times New Roman" w:eastAsia="Times New Roman" w:hAnsi="Times New Roman"/>
+                <w:sz w:val="24"/>
+                <w:szCs w:val="24"/>
+                <w:rtl w:val="0"/>
+              </w:rPr>
+              <w:t xml:space="preserve">4</w:t>
+            </w:r>
+          </w:p>
+        </w:tc>
+        <w:tc>
+          <w:tcPr>
+            <w:shd w:fill="auto" w:val="clear"/>
+            <w:tcMar>
+              <w:top w:w="100.0" w:type="dxa"/>
+              <w:left w:w="100.0" w:type="dxa"/>
+              <w:bottom w:w="100.0" w:type="dxa"/>
+              <w:right w:w="100.0" w:type="dxa"/>
+            </w:tcMar>
+            <w:vAlign w:val="top"/>
+          </w:tcPr>
+          <w:p>
+            <w:pPr>
+              <w:keepNext w:val="0"/>
+              <w:keepLines w:val="0"/>
+              <w:pageBreakBefore w:val="0"/>
+              <w:widowControl w:val="0"/>
+              <w:pBdr>
+                <w:top w:space="0" w:sz="0" w:val="nil"/>
+                <w:left w:space="0" w:sz="0" w:val="nil"/>
+                <w:bottom w:space="0" w:sz="0" w:val="nil"/>
+                <w:right w:space="0" w:sz="0" w:val="nil"/>
+                <w:between w:space="0" w:sz="0" w:val="nil"/>
+              </w:pBdr>
+              <w:shd w:fill="auto" w:val="clear"/>
+              <w:spacing w:after="0" w:before="0" w:line="276" w:lineRule="auto"/>
+              <w:ind w:left="0" w:right="0" w:firstLine="0"/>
+              <w:jc w:val="left"/>
+              <w:rPr>
+                <w:rFonts w:ascii="Times New Roman" w:cs="Times New Roman" w:eastAsia="Times New Roman" w:hAnsi="Times New Roman"/>
+                <w:sz w:val="24"/>
+                <w:szCs w:val="24"/>
+              </w:rPr>
+            </w:pPr>
+            <w:r>
+              <w:rPr>
+                <w:rFonts w:ascii="Times New Roman" w:cs="Times New Roman" w:eastAsia="Times New Roman" w:hAnsi="Times New Roman"/>
+                <w:sz w:val="24"/>
+                <w:szCs w:val="24"/>
+                <w:rtl w:val="0"/>
+              </w:rPr>
+              <w:t xml:space="preserve">Vy Trinh</w:t>
+            </w:r>
+          </w:p>
+        </w:tc>
+        <w:tc>
+          <w:tcPr>
+            <w:shd w:fill="auto" w:val="clear"/>
+            <w:tcMar>
+              <w:top w:w="100.0" w:type="dxa"/>
+              <w:left w:w="100.0" w:type="dxa"/>
+              <w:bottom w:w="100.0" w:type="dxa"/>
+              <w:right w:w="100.0" w:type="dxa"/>
+            </w:tcMar>
+            <w:vAlign w:val="top"/>
+          </w:tcPr>
+          <w:p>
+            <w:pPr>
+              <w:keepNext w:val="0"/>
+              <w:keepLines w:val="0"/>
+              <w:pageBreakBefore w:val="0"/>
+              <w:widowControl w:val="0"/>
+              <w:pBdr>
+                <w:top w:space="0" w:sz="0" w:val="nil"/>
+                <w:left w:space="0" w:sz="0" w:val="nil"/>
+                <w:bottom w:space="0" w:sz="0" w:val="nil"/>
+                <w:right w:space="0" w:sz="0" w:val="nil"/>
+                <w:between w:space="0" w:sz="0" w:val="nil"/>
+              </w:pBdr>
+              <w:shd w:fill="auto" w:val="clear"/>
+              <w:spacing w:after="0" w:before="0" w:line="276" w:lineRule="auto"/>
+              <w:ind w:left="0" w:right="0" w:firstLine="0"/>
+              <w:jc w:val="left"/>
+              <w:rPr>
+                <w:rFonts w:ascii="Times New Roman" w:cs="Times New Roman" w:eastAsia="Times New Roman" w:hAnsi="Times New Roman"/>
+                <w:sz w:val="24"/>
+                <w:szCs w:val="24"/>
+              </w:rPr>
+            </w:pPr>
+            <w:r>
+              <w:rPr>
+                <w:rFonts w:ascii="Times New Roman" w:cs="Times New Roman" w:eastAsia="Times New Roman" w:hAnsi="Times New Roman"/>
+                <w:sz w:val="24"/>
+                <w:szCs w:val="24"/>
+                <w:rtl w:val="0"/>
+              </w:rPr>
+              <w:t xml:space="preserve">10%</w:t>
+            </w:r>
+          </w:p>
+        </w:tc>
+        <w:tc>
+          <w:tcPr>
+            <w:shd w:fill="auto" w:val="clear"/>
+            <w:tcMar>
+              <w:top w:w="100.0" w:type="dxa"/>
+              <w:left w:w="100.0" w:type="dxa"/>
+              <w:bottom w:w="100.0" w:type="dxa"/>
+              <w:right w:w="100.0" w:type="dxa"/>
+            </w:tcMar>
+            <w:vAlign w:val="top"/>
+          </w:tcPr>
+          <w:p>
+            <w:pPr>
+              <w:keepNext w:val="0"/>
+              <w:keepLines w:val="0"/>
+              <w:pageBreakBefore w:val="0"/>
+              <w:widowControl w:val="0"/>
+              <w:pBdr>
+                <w:top w:space="0" w:sz="0" w:val="nil"/>
+                <w:left w:space="0" w:sz="0" w:val="nil"/>
+                <w:bottom w:space="0" w:sz="0" w:val="nil"/>
+                <w:right w:space="0" w:sz="0" w:val="nil"/>
+                <w:between w:space="0" w:sz="0" w:val="nil"/>
+              </w:pBdr>
+              <w:shd w:fill="auto" w:val="clear"/>
+              <w:spacing w:after="0" w:before="0" w:line="276" w:lineRule="auto"/>
+              <w:ind w:left="0" w:right="0" w:firstLine="0"/>
+              <w:jc w:val="left"/>
+              <w:rPr>
+                <w:rFonts w:ascii="Times New Roman" w:cs="Times New Roman" w:eastAsia="Times New Roman" w:hAnsi="Times New Roman"/>
+                <w:sz w:val="24"/>
+                <w:szCs w:val="24"/>
+              </w:rPr>
+            </w:pPr>
+            <w:r>
+              <w:rPr>
+                <w:rFonts w:ascii="Times New Roman" w:cs="Times New Roman" w:eastAsia="Times New Roman" w:hAnsi="Times New Roman"/>
+                <w:sz w:val="24"/>
+                <w:szCs w:val="24"/>
+                <w:rtl w:val="0"/>
+              </w:rPr>
+              <w:t xml:space="preserve">Used AI to suggest software engineering metrics, testing approaches, quality measures, and process metrics. Metrics were customized for the SpecCheck project.</w:t>
+            </w:r>
+          </w:p>
+        </w:tc>
+        <w:tc>
+          <w:tcPr>
+            <w:shd w:fill="auto" w:val="clear"/>
+            <w:tcMar>
+              <w:top w:w="100.0" w:type="dxa"/>
+              <w:left w:w="100.0" w:type="dxa"/>
+              <w:bottom w:w="100.0" w:type="dxa"/>
+              <w:right w:w="100.0" w:type="dxa"/>
+            </w:tcMar>
+            <w:vAlign w:val="top"/>
+          </w:tcPr>
+          <w:p>
+            <w:pPr>
+              <w:keepNext w:val="0"/>
+              <w:keepLines w:val="0"/>
+              <w:pageBreakBefore w:val="0"/>
+              <w:widowControl w:val="0"/>
+              <w:pBdr>
+                <w:top w:space="0" w:sz="0" w:val="nil"/>
+                <w:left w:space="0" w:sz="0" w:val="nil"/>
+                <w:bottom w:space="0" w:sz="0" w:val="nil"/>
+                <w:right w:space="0" w:sz="0" w:val="nil"/>
+                <w:between w:space="0" w:sz="0" w:val="nil"/>
+              </w:pBdr>
+              <w:shd w:fill="auto" w:val="clear"/>
+              <w:spacing w:after="0" w:before="0" w:line="276" w:lineRule="auto"/>
+              <w:ind w:left="0" w:right="0" w:firstLine="0"/>
+              <w:jc w:val="left"/>
+              <w:rPr>
+                <w:rFonts w:ascii="Times New Roman" w:cs="Times New Roman" w:eastAsia="Times New Roman" w:hAnsi="Times New Roman"/>
+                <w:sz w:val="24"/>
+                <w:szCs w:val="24"/>
+              </w:rPr>
+            </w:pPr>
+            <w:r>
+              <w:rPr>
+                <w:rFonts w:ascii="Times New Roman" w:cs="Times New Roman" w:eastAsia="Times New Roman" w:hAnsi="Times New Roman"/>
+                <w:sz w:val="24"/>
+                <w:szCs w:val="24"/>
+                <w:rtl w:val="0"/>
+              </w:rPr>
+              <w:t xml:space="preserve">Team 3</w:t>
+            </w:r>
+          </w:p>
+        </w:tc>
+      </w:tr>
+      <w:tr>
+        <w:trPr>
+          <w:cantSplit w:val="0"/>
+          <w:tblHeader w:val="0"/>
+        </w:trPr>
+        <w:tc>
+          <w:tcPr>
+            <w:shd w:fill="auto" w:val="clear"/>
+            <w:tcMar>
+              <w:top w:w="100.0" w:type="dxa"/>
+              <w:left w:w="100.0" w:type="dxa"/>
+              <w:bottom w:w="100.0" w:type="dxa"/>
+              <w:right w:w="100.0" w:type="dxa"/>
+            </w:tcMar>
+            <w:vAlign w:val="top"/>
+          </w:tcPr>
+          <w:p>
+            <w:pPr>
+              <w:keepNext w:val="0"/>
+              <w:keepLines w:val="0"/>
+              <w:pageBreakBefore w:val="0"/>
+              <w:widowControl w:val="0"/>
+              <w:pBdr>
+                <w:top w:space="0" w:sz="0" w:val="nil"/>
+                <w:left w:space="0" w:sz="0" w:val="nil"/>
+                <w:bottom w:space="0" w:sz="0" w:val="nil"/>
+                <w:right w:space="0" w:sz="0" w:val="nil"/>
+                <w:between w:space="0" w:sz="0" w:val="nil"/>
+              </w:pBdr>
+              <w:shd w:fill="auto" w:val="clear"/>
+              <w:spacing w:after="0" w:before="0" w:line="276" w:lineRule="auto"/>
+              <w:ind w:left="0" w:right="0" w:firstLine="0"/>
+              <w:jc w:val="left"/>
+              <w:rPr>
+                <w:rFonts w:ascii="Times New Roman" w:cs="Times New Roman" w:eastAsia="Times New Roman" w:hAnsi="Times New Roman"/>
+                <w:sz w:val="24"/>
+                <w:szCs w:val="24"/>
+              </w:rPr>
+            </w:pPr>
+            <w:r>
+              <w:rPr>
+                <w:rFonts w:ascii="Times New Roman" w:cs="Times New Roman" w:eastAsia="Times New Roman" w:hAnsi="Times New Roman"/>
+                <w:sz w:val="24"/>
+                <w:szCs w:val="24"/>
+                <w:rtl w:val="0"/>
+              </w:rPr>
+              <w:t xml:space="preserve">5</w:t>
+            </w:r>
+          </w:p>
+        </w:tc>
+        <w:tc>
+          <w:tcPr>
+            <w:shd w:fill="auto" w:val="clear"/>
+            <w:tcMar>
+              <w:top w:w="100.0" w:type="dxa"/>
+              <w:left w:w="100.0" w:type="dxa"/>
+              <w:bottom w:w="100.0" w:type="dxa"/>
+              <w:right w:w="100.0" w:type="dxa"/>
+            </w:tcMar>
+            <w:vAlign w:val="top"/>
+          </w:tcPr>
+          <w:p>
+            <w:pPr>
+              <w:keepNext w:val="0"/>
+              <w:keepLines w:val="0"/>
+              <w:pageBreakBefore w:val="0"/>
+              <w:widowControl w:val="0"/>
+              <w:pBdr>
+                <w:top w:space="0" w:sz="0" w:val="nil"/>
+                <w:left w:space="0" w:sz="0" w:val="nil"/>
+                <w:bottom w:space="0" w:sz="0" w:val="nil"/>
+                <w:right w:space="0" w:sz="0" w:val="nil"/>
+                <w:between w:space="0" w:sz="0" w:val="nil"/>
+              </w:pBdr>
+              <w:shd w:fill="auto" w:val="clear"/>
+              <w:spacing w:after="0" w:before="0" w:line="276" w:lineRule="auto"/>
+              <w:ind w:left="0" w:right="0" w:firstLine="0"/>
+              <w:jc w:val="left"/>
+              <w:rPr>
+                <w:rFonts w:ascii="Times New Roman" w:cs="Times New Roman" w:eastAsia="Times New Roman" w:hAnsi="Times New Roman"/>
+                <w:sz w:val="24"/>
+                <w:szCs w:val="24"/>
+              </w:rPr>
+            </w:pPr>
+            <w:r>
+              <w:rPr>
+                <w:rFonts w:ascii="Times New Roman" w:cs="Times New Roman" w:eastAsia="Times New Roman" w:hAnsi="Times New Roman"/>
+                <w:sz w:val="24"/>
+                <w:szCs w:val="24"/>
+                <w:rtl w:val="0"/>
+              </w:rPr>
+              <w:t xml:space="preserve">Vy Trinh</w:t>
+            </w:r>
+          </w:p>
+        </w:tc>
+        <w:tc>
+          <w:tcPr>
+            <w:shd w:fill="auto" w:val="clear"/>
+            <w:tcMar>
+              <w:top w:w="100.0" w:type="dxa"/>
+              <w:left w:w="100.0" w:type="dxa"/>
+              <w:bottom w:w="100.0" w:type="dxa"/>
+              <w:right w:w="100.0" w:type="dxa"/>
+            </w:tcMar>
+            <w:vAlign w:val="top"/>
+          </w:tcPr>
+          <w:p>
+            <w:pPr>
+              <w:keepNext w:val="0"/>
+              <w:keepLines w:val="0"/>
+              <w:pageBreakBefore w:val="0"/>
+              <w:widowControl w:val="0"/>
+              <w:pBdr>
+                <w:top w:space="0" w:sz="0" w:val="nil"/>
+                <w:left w:space="0" w:sz="0" w:val="nil"/>
+                <w:bottom w:space="0" w:sz="0" w:val="nil"/>
+                <w:right w:space="0" w:sz="0" w:val="nil"/>
+                <w:between w:space="0" w:sz="0" w:val="nil"/>
+              </w:pBdr>
+              <w:shd w:fill="auto" w:val="clear"/>
+              <w:spacing w:after="0" w:before="0" w:line="276" w:lineRule="auto"/>
+              <w:ind w:left="0" w:right="0" w:firstLine="0"/>
+              <w:jc w:val="left"/>
+              <w:rPr>
+                <w:rFonts w:ascii="Times New Roman" w:cs="Times New Roman" w:eastAsia="Times New Roman" w:hAnsi="Times New Roman"/>
+                <w:sz w:val="24"/>
+                <w:szCs w:val="24"/>
+              </w:rPr>
+            </w:pPr>
+            <w:r>
+              <w:rPr>
+                <w:rFonts w:ascii="Times New Roman" w:cs="Times New Roman" w:eastAsia="Times New Roman" w:hAnsi="Times New Roman"/>
+                <w:sz w:val="24"/>
+                <w:szCs w:val="24"/>
+                <w:rtl w:val="0"/>
+              </w:rPr>
+              <w:t xml:space="preserve">15%</w:t>
+            </w:r>
+          </w:p>
+        </w:tc>
+        <w:tc>
+          <w:tcPr>
+            <w:shd w:fill="auto" w:val="clear"/>
+            <w:tcMar>
+              <w:top w:w="100.0" w:type="dxa"/>
+              <w:left w:w="100.0" w:type="dxa"/>
+              <w:bottom w:w="100.0" w:type="dxa"/>
+              <w:right w:w="100.0" w:type="dxa"/>
+            </w:tcMar>
+            <w:vAlign w:val="top"/>
+          </w:tcPr>
+          <w:p>
+            <w:pPr>
+              <w:keepNext w:val="0"/>
+              <w:keepLines w:val="0"/>
+              <w:pageBreakBefore w:val="0"/>
+              <w:widowControl w:val="0"/>
+              <w:pBdr>
+                <w:top w:space="0" w:sz="0" w:val="nil"/>
+                <w:left w:space="0" w:sz="0" w:val="nil"/>
+                <w:bottom w:space="0" w:sz="0" w:val="nil"/>
+                <w:right w:space="0" w:sz="0" w:val="nil"/>
+                <w:between w:space="0" w:sz="0" w:val="nil"/>
+              </w:pBdr>
+              <w:shd w:fill="auto" w:val="clear"/>
+              <w:spacing w:after="0" w:before="0" w:line="276" w:lineRule="auto"/>
+              <w:ind w:left="0" w:right="0" w:firstLine="0"/>
+              <w:jc w:val="left"/>
+              <w:rPr>
+                <w:rFonts w:ascii="Times New Roman" w:cs="Times New Roman" w:eastAsia="Times New Roman" w:hAnsi="Times New Roman"/>
+                <w:sz w:val="24"/>
+                <w:szCs w:val="24"/>
+              </w:rPr>
+            </w:pPr>
+            <w:r>
+              <w:rPr>
+                <w:rFonts w:ascii="Times New Roman" w:cs="Times New Roman" w:eastAsia="Times New Roman" w:hAnsi="Times New Roman"/>
+                <w:sz w:val="24"/>
+                <w:szCs w:val="24"/>
+                <w:rtl w:val="0"/>
+              </w:rPr>
+              <w:t xml:space="preserve">Used AI to generate examples for Git branching strategy, CI/CD workflow descriptions, code review process, and defect management practices</w:t>
+            </w:r>
+          </w:p>
+        </w:tc>
+        <w:tc>
+          <w:tcPr>
+            <w:shd w:fill="auto" w:val="clear"/>
+            <w:tcMar>
+              <w:top w:w="100.0" w:type="dxa"/>
+              <w:left w:w="100.0" w:type="dxa"/>
+              <w:bottom w:w="100.0" w:type="dxa"/>
+              <w:right w:w="100.0" w:type="dxa"/>
+            </w:tcMar>
+            <w:vAlign w:val="top"/>
+          </w:tcPr>
+          <w:p>
+            <w:pPr>
+              <w:keepNext w:val="0"/>
+              <w:keepLines w:val="0"/>
+              <w:pageBreakBefore w:val="0"/>
+              <w:widowControl w:val="0"/>
+              <w:pBdr>
+                <w:top w:space="0" w:sz="0" w:val="nil"/>
+                <w:left w:space="0" w:sz="0" w:val="nil"/>
+                <w:bottom w:space="0" w:sz="0" w:val="nil"/>
+                <w:right w:space="0" w:sz="0" w:val="nil"/>
+                <w:between w:space="0" w:sz="0" w:val="nil"/>
+              </w:pBdr>
+              <w:shd w:fill="auto" w:val="clear"/>
+              <w:spacing w:after="0" w:before="0" w:line="276" w:lineRule="auto"/>
+              <w:ind w:left="0" w:right="0" w:firstLine="0"/>
+              <w:jc w:val="left"/>
+              <w:rPr>
+                <w:rFonts w:ascii="Times New Roman" w:cs="Times New Roman" w:eastAsia="Times New Roman" w:hAnsi="Times New Roman"/>
+                <w:sz w:val="24"/>
+                <w:szCs w:val="24"/>
+              </w:rPr>
+            </w:pPr>
+            <w:r>
+              <w:rPr>
+                <w:rFonts w:ascii="Times New Roman" w:cs="Times New Roman" w:eastAsia="Times New Roman" w:hAnsi="Times New Roman"/>
+                <w:sz w:val="24"/>
+                <w:szCs w:val="24"/>
+                <w:rtl w:val="0"/>
+              </w:rPr>
+              <w:t xml:space="preserve">Team 3</w:t>
             </w:r>
           </w:p>
         </w:tc>
@@ -15708,7 +16982,7 @@
 
 <file path=word/comments.xml><?xml version="1.0" encoding="utf-8"?>
 <w:comments xmlns:mc="http://schemas.openxmlformats.org/markup-compatibility/2006" xmlns:o="urn:schemas-microsoft-com:office:office" xmlns:r="http://schemas.openxmlformats.org/officeDocument/2006/relationships" xmlns:m="http://schemas.openxmlformats.org/officeDocument/2006/math" xmlns:v="urn:schemas-microsoft-com:vml" xmlns:wp="http://schemas.openxmlformats.org/drawingml/2006/wordprocessingDrawing" xmlns:w10="urn:schemas-microsoft-com:office:word" xmlns:w="http://schemas.openxmlformats.org/wordprocessingml/2006/main" xmlns:wne="http://schemas.microsoft.com/office/word/2006/wordml" xmlns:sl="http://schemas.openxmlformats.org/schemaLibrary/2006/main" xmlns:a="http://schemas.openxmlformats.org/drawingml/2006/main" xmlns:pic="http://schemas.openxmlformats.org/drawingml/2006/picture" xmlns:c="http://schemas.openxmlformats.org/drawingml/2006/chart" xmlns:lc="http://schemas.openxmlformats.org/drawingml/2006/lockedCanvas" xmlns:dgm="http://schemas.openxmlformats.org/drawingml/2006/diagram" xmlns:wps="http://schemas.microsoft.com/office/word/2010/wordprocessingShape" xmlns:wpg="http://schemas.microsoft.com/office/word/2010/wordprocessingGroup" xmlns:w14="http://schemas.microsoft.com/office/word/2010/wordml" xmlns:w15="http://schemas.microsoft.com/office/word/2012/wordml" xmlns:w16="http://schemas.microsoft.com/office/word/2018/wordml" xmlns:w16cex="http://schemas.microsoft.com/office/word/2018/wordml/cex" xmlns:w16cid="http://schemas.microsoft.com/office/word/2016/wordml/cid" xmlns="http://schemas.microsoft.com/office/tasks/2019/documenttasks" xmlns:cr="http://schemas.microsoft.com/office/comments/2020/reactions">
-  <w:comment w:author="Yuting Zhang" w:id="2" w:date="2026-05-16T21:26:46Z">
+  <w:comment w:author="Yuting Zhang" w:id="3" w:date="2026-05-16T21:26:46Z">
     <w:p>
       <w:pPr>
         <w:keepNext w:val="0"/>
@@ -15763,7 +17037,7 @@
       </w:r>
     </w:p>
   </w:comment>
-  <w:comment w:author="Jannatul Tuba" w:id="3" w:date="2026-05-26T00:23:12Z">
+  <w:comment w:author="Jannatul Tuba" w:id="4" w:date="2026-05-26T00:23:12Z">
     <w:p>
       <w:pPr>
         <w:keepNext w:val="0"/>
@@ -15818,7 +17092,7 @@
       </w:r>
     </w:p>
   </w:comment>
-  <w:comment w:author="Yuting Zhang" w:id="0" w:date="2026-05-16T21:39:46Z">
+  <w:comment w:author="Danielle Leask" w:id="5" w:date="2026-06-08T01:52:21Z">
     <w:p>
       <w:pPr>
         <w:keepNext w:val="0"/>
@@ -15869,11 +17143,121 @@
           <w:vertAlign w:val="baseline"/>
           <w:rtl w:val="0"/>
         </w:rPr>
+        <w:t xml:space="preserve">add unit testing in next iteration</w:t>
+      </w:r>
+    </w:p>
+  </w:comment>
+  <w:comment w:author="Yuting Zhang" w:id="0" w:date="2026-05-16T21:39:46Z">
+    <w:p>
+      <w:pPr>
+        <w:keepNext w:val="0"/>
+        <w:keepLines w:val="0"/>
+        <w:pageBreakBefore w:val="0"/>
+        <w:widowControl w:val="0"/>
+        <w:pBdr>
+          <w:top w:space="0" w:sz="0" w:val="nil"/>
+          <w:left w:space="0" w:sz="0" w:val="nil"/>
+          <w:bottom w:space="0" w:sz="0" w:val="nil"/>
+          <w:right w:space="0" w:sz="0" w:val="nil"/>
+          <w:between w:space="0" w:sz="0" w:val="nil"/>
+        </w:pBdr>
+        <w:shd w:fill="auto" w:val="clear"/>
+        <w:spacing w:after="0" w:before="0" w:line="240" w:lineRule="auto"/>
+        <w:ind w:left="0" w:right="0" w:firstLine="0"/>
+        <w:jc w:val="left"/>
+        <w:rPr>
+          <w:rFonts w:ascii="Arial" w:cs="Arial" w:eastAsia="Arial" w:hAnsi="Arial"/>
+          <w:b w:val="0"/>
+          <w:bCs w:val="0"/>
+          <w:i w:val="0"/>
+          <w:iCs w:val="0"/>
+          <w:smallCaps w:val="0"/>
+          <w:strike w:val="0"/>
+          <w:color w:val="000000"/>
+          <w:sz w:val="22"/>
+          <w:szCs w:val="22"/>
+          <w:u w:val="none"/>
+          <w:shd w:fill="auto" w:val="clear"/>
+          <w:vertAlign w:val="baseline"/>
+        </w:rPr>
+      </w:pPr>
+      <w:r>
+        <w:rPr>
+          <w:rFonts w:ascii="Arial" w:cs="Arial" w:eastAsia="Arial" w:hAnsi="Arial"/>
+          <w:b w:val="0"/>
+          <w:bCs w:val="0"/>
+          <w:i w:val="0"/>
+          <w:iCs w:val="0"/>
+          <w:smallCaps w:val="0"/>
+          <w:strike w:val="0"/>
+          <w:color w:val="000000"/>
+          <w:sz w:val="22"/>
+          <w:szCs w:val="22"/>
+          <w:u w:val="none"/>
+          <w:shd w:fill="auto" w:val="clear"/>
+          <w:vertAlign w:val="baseline"/>
+          <w:rtl w:val="0"/>
+        </w:rPr>
         <w:t xml:space="preserve">will your app focus on provide a specialized model or just use existing AI model API?</w:t>
       </w:r>
     </w:p>
   </w:comment>
-  <w:comment w:author="Yuting Zhang" w:id="1" w:date="2026-05-16T21:24:00Z">
+  <w:comment w:author="Vy Trinh" w:id="1" w:date="2026-06-07T04:19:57Z">
+    <w:p>
+      <w:pPr>
+        <w:keepNext w:val="0"/>
+        <w:keepLines w:val="0"/>
+        <w:pageBreakBefore w:val="0"/>
+        <w:widowControl w:val="0"/>
+        <w:pBdr>
+          <w:top w:space="0" w:sz="0" w:val="nil"/>
+          <w:left w:space="0" w:sz="0" w:val="nil"/>
+          <w:bottom w:space="0" w:sz="0" w:val="nil"/>
+          <w:right w:space="0" w:sz="0" w:val="nil"/>
+          <w:between w:space="0" w:sz="0" w:val="nil"/>
+        </w:pBdr>
+        <w:shd w:fill="auto" w:val="clear"/>
+        <w:spacing w:after="0" w:before="0" w:line="240" w:lineRule="auto"/>
+        <w:ind w:left="0" w:right="0" w:firstLine="0"/>
+        <w:jc w:val="left"/>
+        <w:rPr>
+          <w:rFonts w:ascii="Arial" w:cs="Arial" w:eastAsia="Arial" w:hAnsi="Arial"/>
+          <w:b w:val="0"/>
+          <w:bCs w:val="0"/>
+          <w:i w:val="0"/>
+          <w:iCs w:val="0"/>
+          <w:smallCaps w:val="0"/>
+          <w:strike w:val="0"/>
+          <w:color w:val="000000"/>
+          <w:sz w:val="22"/>
+          <w:szCs w:val="22"/>
+          <w:u w:val="none"/>
+          <w:shd w:fill="auto" w:val="clear"/>
+          <w:vertAlign w:val="baseline"/>
+        </w:rPr>
+      </w:pPr>
+      <w:r>
+        <w:rPr>
+          <w:rFonts w:ascii="Arial" w:cs="Arial" w:eastAsia="Arial" w:hAnsi="Arial"/>
+          <w:b w:val="0"/>
+          <w:bCs w:val="0"/>
+          <w:i w:val="0"/>
+          <w:iCs w:val="0"/>
+          <w:smallCaps w:val="0"/>
+          <w:strike w:val="0"/>
+          <w:color w:val="000000"/>
+          <w:sz w:val="22"/>
+          <w:szCs w:val="22"/>
+          <w:u w:val="none"/>
+          <w:shd w:fill="auto" w:val="clear"/>
+          <w:vertAlign w:val="baseline"/>
+          <w:rtl w:val="0"/>
+        </w:rPr>
+        <w:t xml:space="preserve">We will use existing AI model API</w:t>
+      </w:r>
+    </w:p>
+  </w:comment>
+  <w:comment w:author="Yuting Zhang" w:id="2" w:date="2026-05-16T21:24:00Z">
     <w:p>
       <w:pPr>
         <w:keepNext w:val="0"/>

--- a/doc/CS673_SPPP_team3.docx
+++ b/doc/CS673_SPPP_team3.docx
@@ -3480,6 +3480,185 @@
           </w:p>
         </w:tc>
       </w:tr>
+      <w:tr>
+        <w:trPr>
+          <w:cantSplit w:val="0"/>
+          <w:tblHeader w:val="0"/>
+        </w:trPr>
+        <w:tc>
+          <w:tcPr>
+            <w:shd w:fill="auto" w:val="clear"/>
+            <w:tcMar>
+              <w:top w:w="100.0" w:type="dxa"/>
+              <w:left w:w="100.0" w:type="dxa"/>
+              <w:bottom w:w="100.0" w:type="dxa"/>
+              <w:right w:w="100.0" w:type="dxa"/>
+            </w:tcMar>
+            <w:vAlign w:val="top"/>
+          </w:tcPr>
+          <w:p>
+            <w:pPr>
+              <w:keepNext w:val="0"/>
+              <w:keepLines w:val="0"/>
+              <w:pageBreakBefore w:val="0"/>
+              <w:widowControl w:val="0"/>
+              <w:pBdr>
+                <w:top w:space="0" w:sz="0" w:val="nil"/>
+                <w:left w:space="0" w:sz="0" w:val="nil"/>
+                <w:bottom w:space="0" w:sz="0" w:val="nil"/>
+                <w:right w:space="0" w:sz="0" w:val="nil"/>
+                <w:between w:space="0" w:sz="0" w:val="nil"/>
+              </w:pBdr>
+              <w:shd w:fill="auto" w:val="clear"/>
+              <w:spacing w:after="0" w:before="0" w:line="276" w:lineRule="auto"/>
+              <w:ind w:left="0" w:right="0" w:firstLine="0"/>
+              <w:jc w:val="left"/>
+              <w:rPr>
+                <w:rFonts w:ascii="Times New Roman" w:cs="Times New Roman" w:eastAsia="Times New Roman" w:hAnsi="Times New Roman"/>
+                <w:b w:val="1"/>
+                <w:bCs w:val="1"/>
+                <w:sz w:val="24"/>
+                <w:szCs w:val="24"/>
+                <w:u w:val="single"/>
+              </w:rPr>
+            </w:pPr>
+            <w:r>
+              <w:rPr>
+                <w:rtl w:val="0"/>
+              </w:rPr>
+            </w:r>
+          </w:p>
+        </w:tc>
+        <w:tc>
+          <w:tcPr>
+            <w:shd w:fill="auto" w:val="clear"/>
+            <w:tcMar>
+              <w:top w:w="100.0" w:type="dxa"/>
+              <w:left w:w="100.0" w:type="dxa"/>
+              <w:bottom w:w="100.0" w:type="dxa"/>
+              <w:right w:w="100.0" w:type="dxa"/>
+            </w:tcMar>
+            <w:vAlign w:val="top"/>
+          </w:tcPr>
+          <w:p>
+            <w:pPr>
+              <w:keepNext w:val="0"/>
+              <w:keepLines w:val="0"/>
+              <w:pageBreakBefore w:val="0"/>
+              <w:widowControl w:val="0"/>
+              <w:pBdr>
+                <w:top w:space="0" w:sz="0" w:val="nil"/>
+                <w:left w:space="0" w:sz="0" w:val="nil"/>
+                <w:bottom w:space="0" w:sz="0" w:val="nil"/>
+                <w:right w:space="0" w:sz="0" w:val="nil"/>
+                <w:between w:space="0" w:sz="0" w:val="nil"/>
+              </w:pBdr>
+              <w:shd w:fill="auto" w:val="clear"/>
+              <w:spacing w:after="0" w:before="0" w:line="276" w:lineRule="auto"/>
+              <w:ind w:left="0" w:right="0" w:firstLine="0"/>
+              <w:jc w:val="left"/>
+              <w:rPr>
+                <w:rFonts w:ascii="Times New Roman" w:cs="Times New Roman" w:eastAsia="Times New Roman" w:hAnsi="Times New Roman"/>
+                <w:b w:val="1"/>
+                <w:bCs w:val="1"/>
+                <w:sz w:val="24"/>
+                <w:szCs w:val="24"/>
+                <w:u w:val="single"/>
+              </w:rPr>
+            </w:pPr>
+            <w:r>
+              <w:rPr>
+                <w:rtl w:val="0"/>
+              </w:rPr>
+            </w:r>
+          </w:p>
+        </w:tc>
+        <w:tc>
+          <w:tcPr>
+            <w:shd w:fill="auto" w:val="clear"/>
+            <w:tcMar>
+              <w:top w:w="100.0" w:type="dxa"/>
+              <w:left w:w="100.0" w:type="dxa"/>
+              <w:bottom w:w="100.0" w:type="dxa"/>
+              <w:right w:w="100.0" w:type="dxa"/>
+            </w:tcMar>
+            <w:vAlign w:val="top"/>
+          </w:tcPr>
+          <w:p>
+            <w:pPr>
+              <w:keepNext w:val="0"/>
+              <w:keepLines w:val="0"/>
+              <w:pageBreakBefore w:val="0"/>
+              <w:widowControl w:val="0"/>
+              <w:pBdr>
+                <w:top w:space="0" w:sz="0" w:val="nil"/>
+                <w:left w:space="0" w:sz="0" w:val="nil"/>
+                <w:bottom w:space="0" w:sz="0" w:val="nil"/>
+                <w:right w:space="0" w:sz="0" w:val="nil"/>
+                <w:between w:space="0" w:sz="0" w:val="nil"/>
+              </w:pBdr>
+              <w:shd w:fill="auto" w:val="clear"/>
+              <w:spacing w:after="0" w:before="0" w:line="276" w:lineRule="auto"/>
+              <w:ind w:left="0" w:right="0" w:firstLine="0"/>
+              <w:jc w:val="left"/>
+              <w:rPr>
+                <w:rFonts w:ascii="Times New Roman" w:cs="Times New Roman" w:eastAsia="Times New Roman" w:hAnsi="Times New Roman"/>
+                <w:b w:val="1"/>
+                <w:bCs w:val="1"/>
+                <w:sz w:val="24"/>
+                <w:szCs w:val="24"/>
+                <w:u w:val="single"/>
+              </w:rPr>
+            </w:pPr>
+            <w:r>
+              <w:rPr>
+                <w:rtl w:val="0"/>
+              </w:rPr>
+            </w:r>
+          </w:p>
+        </w:tc>
+        <w:tc>
+          <w:tcPr>
+            <w:shd w:fill="auto" w:val="clear"/>
+            <w:tcMar>
+              <w:top w:w="100.0" w:type="dxa"/>
+              <w:left w:w="100.0" w:type="dxa"/>
+              <w:bottom w:w="100.0" w:type="dxa"/>
+              <w:right w:w="100.0" w:type="dxa"/>
+            </w:tcMar>
+            <w:vAlign w:val="top"/>
+          </w:tcPr>
+          <w:p>
+            <w:pPr>
+              <w:keepNext w:val="0"/>
+              <w:keepLines w:val="0"/>
+              <w:pageBreakBefore w:val="0"/>
+              <w:widowControl w:val="0"/>
+              <w:pBdr>
+                <w:top w:space="0" w:sz="0" w:val="nil"/>
+                <w:left w:space="0" w:sz="0" w:val="nil"/>
+                <w:bottom w:space="0" w:sz="0" w:val="nil"/>
+                <w:right w:space="0" w:sz="0" w:val="nil"/>
+                <w:between w:space="0" w:sz="0" w:val="nil"/>
+              </w:pBdr>
+              <w:shd w:fill="auto" w:val="clear"/>
+              <w:spacing w:after="0" w:before="0" w:line="276" w:lineRule="auto"/>
+              <w:ind w:left="0" w:right="0" w:firstLine="0"/>
+              <w:jc w:val="left"/>
+              <w:rPr>
+                <w:rFonts w:ascii="Times New Roman" w:cs="Times New Roman" w:eastAsia="Times New Roman" w:hAnsi="Times New Roman"/>
+                <w:sz w:val="24"/>
+                <w:szCs w:val="24"/>
+              </w:rPr>
+            </w:pPr>
+            <w:r>
+              <w:rPr>
+                <w:rtl w:val="0"/>
+              </w:rPr>
+            </w:r>
+          </w:p>
+        </w:tc>
+      </w:tr>
     </w:tbl>
     <w:p>
       <w:pPr>
@@ -3514,7 +3693,7 @@
     </w:p>
     <w:sdt>
       <w:sdtPr>
-        <w:id w:val="-971944132"/>
+        <w:id w:val="-1661607043"/>
         <w:docPartObj>
           <w:docPartGallery w:val="Table of Contents"/>
           <w:docPartUnique w:val="1"/>
@@ -3591,7 +3770,7 @@
     </w:p>
     <w:sdt>
       <w:sdtPr>
-        <w:id w:val="1353406252"/>
+        <w:id w:val="1531573729"/>
         <w:docPartObj>
           <w:docPartGallery w:val="Table of Contents"/>
           <w:docPartUnique w:val="1"/>
@@ -6907,7 +7086,7 @@
           <w:szCs w:val="24"/>
           <w:rtl w:val="0"/>
         </w:rPr>
-        <w:t xml:space="preserve">Quality Control: The application uses existing state of the art AI model APIs like GPT 4o or Claude 3.5 Sonnet instead of training a specialized model from scratch. Creating test cases is an interactive process rather than a single click action. Users can configure the output by choosing specific test categories and entering custom prompt guidelines like behavior driven development templates. Every generation request creates between 5 to 15 targeted test cases. The system ensures high quality outputs through a Human in the Loop review where users can edit text, reject low quality points, or approve them before saving. Additionally, a secondary evaluation AI agent checks the generated test cases against the original product guidelines to score compliance and flag missing edge cases.</w:t>
+        <w:t xml:space="preserve">Quality Control: The application uses existing state of the art AI model APIs like GPT 4o or Claude 3.5 Sonnet instead of training a specialized model from scratch. Creating test cases is an interactive process rather than a single click action. Users can configure the output by choosing specific test categories and entering custom prompt guidelines like behavior driven development templates. Every generation request creates between 5 to 15 targeted test cases. d</w:t>
       </w:r>
     </w:p>
     <w:p>
@@ -7950,17 +8129,12 @@
           <w:color w:val="000000"/>
           <w:rtl w:val="0"/>
         </w:rPr>
-        <w:t xml:space="preserve"> </w:t>
-      </w:r>
-      <w:r>
-        <w:rPr>
-          <w:rFonts w:ascii="Times New Roman" w:cs="Times New Roman" w:eastAsia="Times New Roman" w:hAnsi="Times New Roman"/>
-          <w:b w:val="0"/>
-          <w:bCs w:val="0"/>
-          <w:color w:val="000000"/>
-          <w:rtl w:val="0"/>
-        </w:rPr>
-        <w:t xml:space="preserve">Pending</w:t>
+        <w:t xml:space="preserve"> completed</w:t>
+      </w:r>
+      <w:r>
+        <w:rPr>
+          <w:rtl w:val="0"/>
+        </w:rPr>
       </w:r>
     </w:p>
     <w:p>
@@ -8220,7 +8394,12 @@
           <w:szCs w:val="24"/>
           <w:rtl w:val="0"/>
         </w:rPr>
-        <w:t xml:space="preserve"> Pending</w:t>
+        <w:t xml:space="preserve"> Completed</w:t>
+      </w:r>
+      <w:r>
+        <w:rPr>
+          <w:rtl w:val="0"/>
+        </w:rPr>
       </w:r>
     </w:p>
     <w:p>
@@ -8361,7 +8540,7 @@
           <w:szCs w:val="24"/>
           <w:rtl w:val="0"/>
         </w:rPr>
-        <w:t xml:space="preserve">: Pending</w:t>
+        <w:t xml:space="preserve">: Completed</w:t>
       </w:r>
     </w:p>
     <w:p>
@@ -9309,8 +9488,7 @@
     </w:p>
     <w:p>
       <w:pPr>
-        <w:pageBreakBefore w:val="0"/>
-        <w:spacing w:line="276" w:lineRule="auto"/>
+        <w:spacing w:after="240" w:before="240" w:lineRule="auto"/>
         <w:ind w:left="1440" w:firstLine="0"/>
         <w:rPr>
           <w:rFonts w:ascii="Times New Roman" w:cs="Times New Roman" w:eastAsia="Times New Roman" w:hAnsi="Times New Roman"/>
@@ -9325,7 +9503,67 @@
           <w:szCs w:val="24"/>
           <w:rtl w:val="0"/>
         </w:rPr>
-        <w:t xml:space="preserve">The highest priority risks are mainly around system design, testing, and technology competence. If the architecture isn’t planned properly from the start, the system could become messy and hard to scale. This will cause a bigger issue when connecting the AI with document processing. To avoid that, the team should agree on a clear design early on and keep reviewing it as features are added. Testing is also a major risk because if we don’t test continuously, bugs can build up and the AI-generated outputs may not be reliable or accurate. This can be prevented by testing each feature as it is built instead of waiting until the end. Technology competence is another concern since not everyone is confident in the same programming language and we also do not have experience yet with how to implement the AI component of the project. We plan to split tasks based on individual strengths, learn the required tools together through documentation and tutorials, and rely on regular team check-ins to support each other as we build the system. </w:t>
+        <w:t xml:space="preserve">The highest priority risks for the SpecCheck project are system design, testing, technology competence, duplicate work, and code merge conflicts. If the architecture is not planned properly from the beginning, the system can become difficult to maintain and scale as new features such as AI-generated test cases, document management, and authentication are added. To reduce this risk, the team regularly reviews the system design and updates project documentation as new functionality is implemented.</w:t>
+      </w:r>
+    </w:p>
+    <w:p>
+      <w:pPr>
+        <w:spacing w:after="240" w:before="240" w:lineRule="auto"/>
+        <w:ind w:left="1440" w:firstLine="0"/>
+        <w:rPr>
+          <w:rFonts w:ascii="Times New Roman" w:cs="Times New Roman" w:eastAsia="Times New Roman" w:hAnsi="Times New Roman"/>
+          <w:sz w:val="24"/>
+          <w:szCs w:val="24"/>
+        </w:rPr>
+      </w:pPr>
+      <w:r>
+        <w:rPr>
+          <w:rFonts w:ascii="Times New Roman" w:cs="Times New Roman" w:eastAsia="Times New Roman" w:hAnsi="Times New Roman"/>
+          <w:sz w:val="24"/>
+          <w:szCs w:val="24"/>
+          <w:rtl w:val="0"/>
+        </w:rPr>
+        <w:t xml:space="preserve">Testing is another major risk because insufficient testing can allow defects to accumulate and reduce confidence in AI-generated outputs and system functionality. This risk is mitigated through continuous testing, including manual testing, automated testing with Playwright and pytest-bdd, and regular validation of new features before merging code.</w:t>
+      </w:r>
+    </w:p>
+    <w:p>
+      <w:pPr>
+        <w:spacing w:after="240" w:before="240" w:lineRule="auto"/>
+        <w:ind w:left="1440" w:firstLine="0"/>
+        <w:rPr>
+          <w:rFonts w:ascii="Times New Roman" w:cs="Times New Roman" w:eastAsia="Times New Roman" w:hAnsi="Times New Roman"/>
+          <w:sz w:val="24"/>
+          <w:szCs w:val="24"/>
+        </w:rPr>
+      </w:pPr>
+      <w:r>
+        <w:rPr>
+          <w:rFonts w:ascii="Times New Roman" w:cs="Times New Roman" w:eastAsia="Times New Roman" w:hAnsi="Times New Roman"/>
+          <w:sz w:val="24"/>
+          <w:szCs w:val="24"/>
+          <w:rtl w:val="0"/>
+        </w:rPr>
+        <w:t xml:space="preserve">Technology competence remains a challenge because team members have varying levels of experience with React, Node.js, MongoDB, Docker, automated testing, and AI integration. The team addresses this by dividing tasks according to individual strengths, sharing knowledge during meetings, and using documentation and tutorials to learn unfamiliar technologies.</w:t>
+      </w:r>
+    </w:p>
+    <w:p>
+      <w:pPr>
+        <w:spacing w:after="240" w:before="240" w:lineRule="auto"/>
+        <w:ind w:left="1440" w:firstLine="0"/>
+        <w:rPr>
+          <w:rFonts w:ascii="Times New Roman" w:cs="Times New Roman" w:eastAsia="Times New Roman" w:hAnsi="Times New Roman"/>
+          <w:sz w:val="24"/>
+          <w:szCs w:val="24"/>
+        </w:rPr>
+      </w:pPr>
+      <w:r>
+        <w:rPr>
+          <w:rFonts w:ascii="Times New Roman" w:cs="Times New Roman" w:eastAsia="Times New Roman" w:hAnsi="Times New Roman"/>
+          <w:sz w:val="24"/>
+          <w:szCs w:val="24"/>
+          <w:rtl w:val="0"/>
+        </w:rPr>
+        <w:t xml:space="preserve">The team also experienced duplicate work and code merge conflicts during development. In some cases, multiple team members worked on similar functionality or attempted to merge changes without first updating from the latest development branch. This created conflicts and delayed integration. To reduce these risks, the team uses Jira to assign tasks clearly, communicates progress during meetings, frequently pulls updates from the development branch, and reviews pull requests before merging code.</w:t>
       </w:r>
     </w:p>
     <w:p>
